--- a/DOCUMENTATIONFINAL/Asset Log.docx
+++ b/DOCUMENTATIONFINAL/Asset Log.docx
@@ -1,6 +1,6 @@
 
 <file path=word/document.xml><?xml version="1.0" encoding="utf-8"?>
-<w:document xmlns:wpc="http://schemas.microsoft.com/office/word/2010/wordprocessingCanvas" xmlns:cx="http://schemas.microsoft.com/office/drawing/2014/chartex" xmlns:cx1="http://schemas.microsoft.com/office/drawing/2015/9/8/chartex" xmlns:cx2="http://schemas.microsoft.com/office/drawing/2015/10/21/chartex" xmlns:cx3="http://schemas.microsoft.com/office/drawing/2016/5/9/chartex" xmlns:cx4="http://schemas.microsoft.com/office/drawing/2016/5/10/chartex" xmlns:cx5="http://schemas.microsoft.com/office/drawing/2016/5/11/chartex" xmlns:cx6="http://schemas.microsoft.com/office/drawing/2016/5/12/chartex" xmlns:cx7="http://schemas.microsoft.com/office/drawing/2016/5/13/chartex" xmlns:cx8="http://schemas.microsoft.com/office/drawing/2016/5/14/chartex" xmlns:mc="http://schemas.openxmlformats.org/markup-compatibility/2006" xmlns:aink="http://schemas.microsoft.com/office/drawing/2016/ink" xmlns:am3d="http://schemas.microsoft.com/office/drawing/2017/model3d" xmlns:o="urn:schemas-microsoft-com:office:office" xmlns:oel="http://schemas.microsoft.com/office/2019/extlst" xmlns:r="http://schemas.openxmlformats.org/officeDocument/2006/relationships" xmlns:m="http://schemas.openxmlformats.org/officeDocument/2006/math" xmlns:v="urn:schemas-microsoft-com:vml" xmlns:wp14="http://schemas.microsoft.com/office/word/2010/wordprocessingDrawing" xmlns:wp="http://schemas.openxmlformats.org/drawingml/2006/wordprocessingDrawing" xmlns:w10="urn:schemas-microsoft-com:office:word" xmlns:w="http://schemas.openxmlformats.org/wordprocessingml/2006/main" xmlns:w14="http://schemas.microsoft.com/office/word/2010/wordml" xmlns:w15="http://schemas.microsoft.com/office/word/2012/wordml" xmlns:w16cex="http://schemas.microsoft.com/office/word/2018/wordml/cex" xmlns:w16cid="http://schemas.microsoft.com/office/word/2016/wordml/cid" xmlns:w16="http://schemas.microsoft.com/office/word/2018/wordml" xmlns:w16sdtdh="http://schemas.microsoft.com/office/word/2020/wordml/sdtdatahash" xmlns:w16se="http://schemas.microsoft.com/office/word/2015/wordml/symex" xmlns:wpg="http://schemas.microsoft.com/office/word/2010/wordprocessingGroup" xmlns:wpi="http://schemas.microsoft.com/office/word/2010/wordprocessingInk" xmlns:wne="http://schemas.microsoft.com/office/word/2006/wordml" xmlns:wps="http://schemas.microsoft.com/office/word/2010/wordprocessingShape" mc:Ignorable="w14 w15 w16se w16cid w16 w16cex w16sdtdh wp14">
+<w:document xmlns:wpc="http://schemas.microsoft.com/office/word/2010/wordprocessingCanvas" xmlns:cx="http://schemas.microsoft.com/office/drawing/2014/chartex" xmlns:cx1="http://schemas.microsoft.com/office/drawing/2015/9/8/chartex" xmlns:cx2="http://schemas.microsoft.com/office/drawing/2015/10/21/chartex" xmlns:cx3="http://schemas.microsoft.com/office/drawing/2016/5/9/chartex" xmlns:cx4="http://schemas.microsoft.com/office/drawing/2016/5/10/chartex" xmlns:cx5="http://schemas.microsoft.com/office/drawing/2016/5/11/chartex" xmlns:cx6="http://schemas.microsoft.com/office/drawing/2016/5/12/chartex" xmlns:cx7="http://schemas.microsoft.com/office/drawing/2016/5/13/chartex" xmlns:cx8="http://schemas.microsoft.com/office/drawing/2016/5/14/chartex" xmlns:mc="http://schemas.openxmlformats.org/markup-compatibility/2006" xmlns:aink="http://schemas.microsoft.com/office/drawing/2016/ink" xmlns:am3d="http://schemas.microsoft.com/office/drawing/2017/model3d" xmlns:o="urn:schemas-microsoft-com:office:office" xmlns:r="http://schemas.openxmlformats.org/officeDocument/2006/relationships" xmlns:m="http://schemas.openxmlformats.org/officeDocument/2006/math" xmlns:v="urn:schemas-microsoft-com:vml" xmlns:wp14="http://schemas.microsoft.com/office/word/2010/wordprocessingDrawing" xmlns:wp="http://schemas.openxmlformats.org/drawingml/2006/wordprocessingDrawing" xmlns:w10="urn:schemas-microsoft-com:office:word" xmlns:w="http://schemas.openxmlformats.org/wordprocessingml/2006/main" xmlns:w14="http://schemas.microsoft.com/office/word/2010/wordml" xmlns:w15="http://schemas.microsoft.com/office/word/2012/wordml" xmlns:w16cex="http://schemas.microsoft.com/office/word/2018/wordml/cex" xmlns:w16cid="http://schemas.microsoft.com/office/word/2016/wordml/cid" xmlns:w16="http://schemas.microsoft.com/office/word/2018/wordml" xmlns:w16sdtdh="http://schemas.microsoft.com/office/word/2020/wordml/sdtdatahash" xmlns:w16se="http://schemas.microsoft.com/office/word/2015/wordml/symex" xmlns:wpg="http://schemas.microsoft.com/office/word/2010/wordprocessingGroup" xmlns:wpi="http://schemas.microsoft.com/office/word/2010/wordprocessingInk" xmlns:wne="http://schemas.microsoft.com/office/word/2006/wordml" xmlns:wps="http://schemas.microsoft.com/office/word/2010/wordprocessingShape" mc:Ignorable="w14 w15 w16se w16cid w16 w16cex w16sdtdh wp14">
   <w:body>
     <w:p>
       <w:pPr>
@@ -29,15 +29,15 @@
         <w:tblLook w:val="04A0" w:firstRow="1" w:lastRow="0" w:firstColumn="1" w:lastColumn="0" w:noHBand="0" w:noVBand="1"/>
       </w:tblPr>
       <w:tblGrid>
-        <w:gridCol w:w="2293"/>
-        <w:gridCol w:w="2357"/>
-        <w:gridCol w:w="2239"/>
-        <w:gridCol w:w="2127"/>
+        <w:gridCol w:w="2634"/>
+        <w:gridCol w:w="1146"/>
+        <w:gridCol w:w="3951"/>
+        <w:gridCol w:w="1285"/>
       </w:tblGrid>
       <w:tr>
         <w:tc>
           <w:tcPr>
-            <w:tcW w:w="2293" w:type="dxa"/>
+            <w:tcW w:w="2634" w:type="dxa"/>
           </w:tcPr>
           <w:p>
             <w:r>
@@ -47,7 +47,7 @@
         </w:tc>
         <w:tc>
           <w:tcPr>
-            <w:tcW w:w="2357" w:type="dxa"/>
+            <w:tcW w:w="1146" w:type="dxa"/>
           </w:tcPr>
           <w:p>
             <w:r>
@@ -57,7 +57,7 @@
         </w:tc>
         <w:tc>
           <w:tcPr>
-            <w:tcW w:w="2239" w:type="dxa"/>
+            <w:tcW w:w="3951" w:type="dxa"/>
           </w:tcPr>
           <w:p>
             <w:r>
@@ -67,7 +67,7 @@
         </w:tc>
         <w:tc>
           <w:tcPr>
-            <w:tcW w:w="2127" w:type="dxa"/>
+            <w:tcW w:w="1285" w:type="dxa"/>
           </w:tcPr>
           <w:p>
             <w:r>
@@ -79,7 +79,7 @@
       <w:tr>
         <w:tc>
           <w:tcPr>
-            <w:tcW w:type="dxa" w:w="2293"/>
+            <w:tcW w:w="2634" w:type="dxa"/>
           </w:tcPr>
           <w:p>
             <w:r>
@@ -89,7 +89,7 @@
         </w:tc>
         <w:tc>
           <w:tcPr>
-            <w:tcW w:type="dxa" w:w="2357"/>
+            <w:tcW w:w="1146" w:type="dxa"/>
           </w:tcPr>
           <w:p>
             <w:r>
@@ -99,7 +99,7 @@
         </w:tc>
         <w:tc>
           <w:tcPr>
-            <w:tcW w:type="dxa" w:w="2239"/>
+            <w:tcW w:w="3951" w:type="dxa"/>
           </w:tcPr>
           <w:p>
             <w:r>
@@ -109,11 +109,14 @@
         </w:tc>
         <w:tc>
           <w:tcPr>
-            <w:tcW w:type="dxa" w:w="2127"/>
-          </w:tcPr>
-          <w:p>
-            <w:r>
-              <w:t>23/04/2026</w:t>
+            <w:tcW w:w="1285" w:type="dxa"/>
+          </w:tcPr>
+          <w:p>
+            <w:r>
+              <w:t>20</w:t>
+            </w:r>
+            <w:r>
+              <w:t>/04/2026</w:t>
             </w:r>
           </w:p>
         </w:tc>
@@ -121,17 +124,19 @@
       <w:tr>
         <w:tc>
           <w:tcPr>
-            <w:tcW w:type="dxa" w:w="2293"/>
-          </w:tcPr>
-          <w:p>
+            <w:tcW w:w="2634" w:type="dxa"/>
+          </w:tcPr>
+          <w:p>
+            <w:proofErr w:type="spellStart"/>
             <w:r>
               <w:t>homestrawberries</w:t>
             </w:r>
-          </w:p>
-        </w:tc>
-        <w:tc>
-          <w:tcPr>
-            <w:tcW w:type="dxa" w:w="2357"/>
+            <w:proofErr w:type="spellEnd"/>
+          </w:p>
+        </w:tc>
+        <w:tc>
+          <w:tcPr>
+            <w:tcW w:w="1146" w:type="dxa"/>
           </w:tcPr>
           <w:p>
             <w:r>
@@ -141,7 +146,7 @@
         </w:tc>
         <w:tc>
           <w:tcPr>
-            <w:tcW w:type="dxa" w:w="2239"/>
+            <w:tcW w:w="3951" w:type="dxa"/>
           </w:tcPr>
           <w:p>
             <w:r>
@@ -151,11 +156,11 @@
         </w:tc>
         <w:tc>
           <w:tcPr>
-            <w:tcW w:type="dxa" w:w="2127"/>
-          </w:tcPr>
-          <w:p>
-            <w:r>
-              <w:t>23/04/2026</w:t>
+            <w:tcW w:w="1285" w:type="dxa"/>
+          </w:tcPr>
+          <w:p>
+            <w:r>
+              <w:t>20/04/2026</w:t>
             </w:r>
           </w:p>
         </w:tc>
@@ -163,17 +168,19 @@
       <w:tr>
         <w:tc>
           <w:tcPr>
-            <w:tcW w:type="dxa" w:w="2293"/>
-          </w:tcPr>
-          <w:p>
+            <w:tcW w:w="2634" w:type="dxa"/>
+          </w:tcPr>
+          <w:p>
+            <w:proofErr w:type="spellStart"/>
             <w:r>
               <w:t>homeveg</w:t>
             </w:r>
-          </w:p>
-        </w:tc>
-        <w:tc>
-          <w:tcPr>
-            <w:tcW w:type="dxa" w:w="2357"/>
+            <w:proofErr w:type="spellEnd"/>
+          </w:p>
+        </w:tc>
+        <w:tc>
+          <w:tcPr>
+            <w:tcW w:w="1146" w:type="dxa"/>
           </w:tcPr>
           <w:p>
             <w:r>
@@ -183,7 +190,7 @@
         </w:tc>
         <w:tc>
           <w:tcPr>
-            <w:tcW w:type="dxa" w:w="2239"/>
+            <w:tcW w:w="3951" w:type="dxa"/>
           </w:tcPr>
           <w:p>
             <w:r>
@@ -193,11 +200,11 @@
         </w:tc>
         <w:tc>
           <w:tcPr>
-            <w:tcW w:type="dxa" w:w="2127"/>
-          </w:tcPr>
-          <w:p>
-            <w:r>
-              <w:t>23/04/2026</w:t>
+            <w:tcW w:w="1285" w:type="dxa"/>
+          </w:tcPr>
+          <w:p>
+            <w:r>
+              <w:t>20/04/2026</w:t>
             </w:r>
           </w:p>
         </w:tc>
@@ -205,17 +212,19 @@
       <w:tr>
         <w:tc>
           <w:tcPr>
-            <w:tcW w:type="dxa" w:w="2293"/>
-          </w:tcPr>
-          <w:p>
+            <w:tcW w:w="2634" w:type="dxa"/>
+          </w:tcPr>
+          <w:p>
+            <w:proofErr w:type="spellStart"/>
             <w:r>
               <w:t>manwalking</w:t>
             </w:r>
-          </w:p>
-        </w:tc>
-        <w:tc>
-          <w:tcPr>
-            <w:tcW w:type="dxa" w:w="2357"/>
+            <w:proofErr w:type="spellEnd"/>
+          </w:p>
+        </w:tc>
+        <w:tc>
+          <w:tcPr>
+            <w:tcW w:w="1146" w:type="dxa"/>
           </w:tcPr>
           <w:p>
             <w:r>
@@ -225,7 +234,7 @@
         </w:tc>
         <w:tc>
           <w:tcPr>
-            <w:tcW w:type="dxa" w:w="2239"/>
+            <w:tcW w:w="3951" w:type="dxa"/>
           </w:tcPr>
           <w:p>
             <w:r>
@@ -235,11 +244,11 @@
         </w:tc>
         <w:tc>
           <w:tcPr>
-            <w:tcW w:type="dxa" w:w="2127"/>
-          </w:tcPr>
-          <w:p>
-            <w:r>
-              <w:t>23/04/2026</w:t>
+            <w:tcW w:w="1285" w:type="dxa"/>
+          </w:tcPr>
+          <w:p>
+            <w:r>
+              <w:t>20/04/2026</w:t>
             </w:r>
           </w:p>
         </w:tc>
@@ -247,17 +256,19 @@
       <w:tr>
         <w:tc>
           <w:tcPr>
-            <w:tcW w:type="dxa" w:w="2293"/>
-          </w:tcPr>
-          <w:p>
+            <w:tcW w:w="2634" w:type="dxa"/>
+          </w:tcPr>
+          <w:p>
+            <w:proofErr w:type="spellStart"/>
             <w:r>
               <w:t>olderLady</w:t>
             </w:r>
-          </w:p>
-        </w:tc>
-        <w:tc>
-          <w:tcPr>
-            <w:tcW w:type="dxa" w:w="2357"/>
+            <w:proofErr w:type="spellEnd"/>
+          </w:p>
+        </w:tc>
+        <w:tc>
+          <w:tcPr>
+            <w:tcW w:w="1146" w:type="dxa"/>
           </w:tcPr>
           <w:p>
             <w:r>
@@ -267,7 +278,7 @@
         </w:tc>
         <w:tc>
           <w:tcPr>
-            <w:tcW w:type="dxa" w:w="2239"/>
+            <w:tcW w:w="3951" w:type="dxa"/>
           </w:tcPr>
           <w:p>
             <w:r>
@@ -277,11 +288,11 @@
         </w:tc>
         <w:tc>
           <w:tcPr>
-            <w:tcW w:type="dxa" w:w="2127"/>
-          </w:tcPr>
-          <w:p>
-            <w:r>
-              <w:t>23/04/2026</w:t>
+            <w:tcW w:w="1285" w:type="dxa"/>
+          </w:tcPr>
+          <w:p>
+            <w:r>
+              <w:t>20/04/2026</w:t>
             </w:r>
           </w:p>
         </w:tc>
@@ -289,17 +300,19 @@
       <w:tr>
         <w:tc>
           <w:tcPr>
-            <w:tcW w:type="dxa" w:w="2293"/>
-          </w:tcPr>
-          <w:p>
+            <w:tcW w:w="2634" w:type="dxa"/>
+          </w:tcPr>
+          <w:p>
+            <w:proofErr w:type="spellStart"/>
             <w:r>
               <w:t>produceBox</w:t>
             </w:r>
-          </w:p>
-        </w:tc>
-        <w:tc>
-          <w:tcPr>
-            <w:tcW w:type="dxa" w:w="2357"/>
+            <w:proofErr w:type="spellEnd"/>
+          </w:p>
+        </w:tc>
+        <w:tc>
+          <w:tcPr>
+            <w:tcW w:w="1146" w:type="dxa"/>
           </w:tcPr>
           <w:p>
             <w:r>
@@ -309,7 +322,7 @@
         </w:tc>
         <w:tc>
           <w:tcPr>
-            <w:tcW w:type="dxa" w:w="2239"/>
+            <w:tcW w:w="3951" w:type="dxa"/>
           </w:tcPr>
           <w:p>
             <w:r>
@@ -319,11 +332,11 @@
         </w:tc>
         <w:tc>
           <w:tcPr>
-            <w:tcW w:type="dxa" w:w="2127"/>
-          </w:tcPr>
-          <w:p>
-            <w:r>
-              <w:t>23/04/2026</w:t>
+            <w:tcW w:w="1285" w:type="dxa"/>
+          </w:tcPr>
+          <w:p>
+            <w:r>
+              <w:t>20/04/2026</w:t>
             </w:r>
           </w:p>
         </w:tc>
@@ -331,17 +344,19 @@
       <w:tr>
         <w:tc>
           <w:tcPr>
-            <w:tcW w:type="dxa" w:w="2293"/>
-          </w:tcPr>
-          <w:p>
+            <w:tcW w:w="2634" w:type="dxa"/>
+          </w:tcPr>
+          <w:p>
+            <w:proofErr w:type="spellStart"/>
             <w:r>
               <w:t>greenValleyProduce</w:t>
             </w:r>
-          </w:p>
-        </w:tc>
-        <w:tc>
-          <w:tcPr>
-            <w:tcW w:type="dxa" w:w="2357"/>
+            <w:proofErr w:type="spellEnd"/>
+          </w:p>
+        </w:tc>
+        <w:tc>
+          <w:tcPr>
+            <w:tcW w:w="1146" w:type="dxa"/>
           </w:tcPr>
           <w:p>
             <w:r>
@@ -351,7 +366,7 @@
         </w:tc>
         <w:tc>
           <w:tcPr>
-            <w:tcW w:type="dxa" w:w="2239"/>
+            <w:tcW w:w="3951" w:type="dxa"/>
           </w:tcPr>
           <w:p>
             <w:r>
@@ -361,11 +376,11 @@
         </w:tc>
         <w:tc>
           <w:tcPr>
-            <w:tcW w:type="dxa" w:w="2127"/>
-          </w:tcPr>
-          <w:p>
-            <w:r>
-              <w:t>23/04/2026</w:t>
+            <w:tcW w:w="1285" w:type="dxa"/>
+          </w:tcPr>
+          <w:p>
+            <w:r>
+              <w:t>20/04/2026</w:t>
             </w:r>
           </w:p>
         </w:tc>
@@ -373,17 +388,19 @@
       <w:tr>
         <w:tc>
           <w:tcPr>
-            <w:tcW w:type="dxa" w:w="2293"/>
-          </w:tcPr>
-          <w:p>
+            <w:tcW w:w="2634" w:type="dxa"/>
+          </w:tcPr>
+          <w:p>
+            <w:proofErr w:type="spellStart"/>
             <w:r>
               <w:t>meadowFreshOrganicFarm</w:t>
             </w:r>
-          </w:p>
-        </w:tc>
-        <w:tc>
-          <w:tcPr>
-            <w:tcW w:type="dxa" w:w="2357"/>
+            <w:proofErr w:type="spellEnd"/>
+          </w:p>
+        </w:tc>
+        <w:tc>
+          <w:tcPr>
+            <w:tcW w:w="1146" w:type="dxa"/>
           </w:tcPr>
           <w:p>
             <w:r>
@@ -393,7 +410,7 @@
         </w:tc>
         <w:tc>
           <w:tcPr>
-            <w:tcW w:type="dxa" w:w="2239"/>
+            <w:tcW w:w="3951" w:type="dxa"/>
           </w:tcPr>
           <w:p>
             <w:r>
@@ -403,11 +420,11 @@
         </w:tc>
         <w:tc>
           <w:tcPr>
-            <w:tcW w:type="dxa" w:w="2127"/>
-          </w:tcPr>
-          <w:p>
-            <w:r>
-              <w:t>23/04/2026</w:t>
+            <w:tcW w:w="1285" w:type="dxa"/>
+          </w:tcPr>
+          <w:p>
+            <w:r>
+              <w:t>20/04/2026</w:t>
             </w:r>
           </w:p>
         </w:tc>
@@ -415,41 +432,48 @@
       <w:tr>
         <w:tc>
           <w:tcPr>
-            <w:tcW w:type="dxa" w:w="2293"/>
-          </w:tcPr>
-          <w:p>
+            <w:tcW w:w="2634" w:type="dxa"/>
+          </w:tcPr>
+          <w:p>
+            <w:proofErr w:type="spellStart"/>
             <w:r>
               <w:t>oakridgeHarvestHub</w:t>
             </w:r>
-          </w:p>
-        </w:tc>
-        <w:tc>
-          <w:tcPr>
-            <w:tcW w:type="dxa" w:w="2357"/>
-          </w:tcPr>
-          <w:p>
-            <w:r>
-              <w:t>Producers website image (AI-generated in Gemini)</w:t>
-            </w:r>
-          </w:p>
-        </w:tc>
-        <w:tc>
-          <w:tcPr>
-            <w:tcW w:type="dxa" w:w="2239"/>
-          </w:tcPr>
-          <w:p>
-            <w:r>
+            <w:proofErr w:type="spellEnd"/>
+          </w:p>
+        </w:tc>
+        <w:tc>
+          <w:tcPr>
+            <w:tcW w:w="1146" w:type="dxa"/>
+          </w:tcPr>
+          <w:p>
+            <w:r>
+              <w:t>Producers website image (AI-</w:t>
+            </w:r>
+            <w:r>
+              <w:lastRenderedPageBreak/>
+              <w:t>generated in Gemini)</w:t>
+            </w:r>
+          </w:p>
+        </w:tc>
+        <w:tc>
+          <w:tcPr>
+            <w:tcW w:w="3951" w:type="dxa"/>
+          </w:tcPr>
+          <w:p>
+            <w:r>
+              <w:lastRenderedPageBreak/>
               <w:t>producers/oakridgeHarvestHub.jpg</w:t>
             </w:r>
           </w:p>
         </w:tc>
         <w:tc>
           <w:tcPr>
-            <w:tcW w:type="dxa" w:w="2127"/>
-          </w:tcPr>
-          <w:p>
-            <w:r>
-              <w:t>23/04/2026</w:t>
+            <w:tcW w:w="1285" w:type="dxa"/>
+          </w:tcPr>
+          <w:p>
+            <w:r>
+              <w:t>20/04/2026</w:t>
             </w:r>
           </w:p>
         </w:tc>
@@ -457,17 +481,19 @@
       <w:tr>
         <w:tc>
           <w:tcPr>
-            <w:tcW w:type="dxa" w:w="2293"/>
-          </w:tcPr>
-          <w:p>
+            <w:tcW w:w="2634" w:type="dxa"/>
+          </w:tcPr>
+          <w:p>
+            <w:proofErr w:type="spellStart"/>
             <w:r>
               <w:t>sunnybrookFarm</w:t>
             </w:r>
-          </w:p>
-        </w:tc>
-        <w:tc>
-          <w:tcPr>
-            <w:tcW w:type="dxa" w:w="2357"/>
+            <w:proofErr w:type="spellEnd"/>
+          </w:p>
+        </w:tc>
+        <w:tc>
+          <w:tcPr>
+            <w:tcW w:w="1146" w:type="dxa"/>
           </w:tcPr>
           <w:p>
             <w:r>
@@ -477,7 +503,7 @@
         </w:tc>
         <w:tc>
           <w:tcPr>
-            <w:tcW w:type="dxa" w:w="2239"/>
+            <w:tcW w:w="3951" w:type="dxa"/>
           </w:tcPr>
           <w:p>
             <w:r>
@@ -487,11 +513,11 @@
         </w:tc>
         <w:tc>
           <w:tcPr>
-            <w:tcW w:type="dxa" w:w="2127"/>
-          </w:tcPr>
-          <w:p>
-            <w:r>
-              <w:t>23/04/2026</w:t>
+            <w:tcW w:w="1285" w:type="dxa"/>
+          </w:tcPr>
+          <w:p>
+            <w:r>
+              <w:t>20/04/2026</w:t>
             </w:r>
           </w:p>
         </w:tc>
@@ -499,17 +525,19 @@
       <w:tr>
         <w:tc>
           <w:tcPr>
-            <w:tcW w:type="dxa" w:w="2293"/>
-          </w:tcPr>
-          <w:p>
+            <w:tcW w:w="2634" w:type="dxa"/>
+          </w:tcPr>
+          <w:p>
+            <w:proofErr w:type="spellStart"/>
             <w:r>
               <w:t>willowcreekFarm</w:t>
             </w:r>
-          </w:p>
-        </w:tc>
-        <w:tc>
-          <w:tcPr>
-            <w:tcW w:type="dxa" w:w="2357"/>
+            <w:proofErr w:type="spellEnd"/>
+          </w:p>
+        </w:tc>
+        <w:tc>
+          <w:tcPr>
+            <w:tcW w:w="1146" w:type="dxa"/>
           </w:tcPr>
           <w:p>
             <w:r>
@@ -519,7 +547,7 @@
         </w:tc>
         <w:tc>
           <w:tcPr>
-            <w:tcW w:type="dxa" w:w="2239"/>
+            <w:tcW w:w="3951" w:type="dxa"/>
           </w:tcPr>
           <w:p>
             <w:r>
@@ -529,11 +557,11 @@
         </w:tc>
         <w:tc>
           <w:tcPr>
-            <w:tcW w:type="dxa" w:w="2127"/>
-          </w:tcPr>
-          <w:p>
-            <w:r>
-              <w:t>23/04/2026</w:t>
+            <w:tcW w:w="1285" w:type="dxa"/>
+          </w:tcPr>
+          <w:p>
+            <w:r>
+              <w:t>20/04/2026</w:t>
             </w:r>
           </w:p>
         </w:tc>
@@ -541,7 +569,7 @@
       <w:tr>
         <w:tc>
           <w:tcPr>
-            <w:tcW w:type="dxa" w:w="2293"/>
+            <w:tcW w:w="2634" w:type="dxa"/>
           </w:tcPr>
           <w:p>
             <w:r>
@@ -551,7 +579,7 @@
         </w:tc>
         <w:tc>
           <w:tcPr>
-            <w:tcW w:type="dxa" w:w="2357"/>
+            <w:tcW w:w="1146" w:type="dxa"/>
           </w:tcPr>
           <w:p>
             <w:r>
@@ -561,7 +589,7 @@
         </w:tc>
         <w:tc>
           <w:tcPr>
-            <w:tcW w:type="dxa" w:w="2239"/>
+            <w:tcW w:w="3951" w:type="dxa"/>
           </w:tcPr>
           <w:p>
             <w:r>
@@ -571,11 +599,11 @@
         </w:tc>
         <w:tc>
           <w:tcPr>
-            <w:tcW w:type="dxa" w:w="2127"/>
-          </w:tcPr>
-          <w:p>
-            <w:r>
-              <w:t>23/04/2026</w:t>
+            <w:tcW w:w="1285" w:type="dxa"/>
+          </w:tcPr>
+          <w:p>
+            <w:r>
+              <w:t>20/04/2026</w:t>
             </w:r>
           </w:p>
         </w:tc>
@@ -583,7 +611,7 @@
       <w:tr>
         <w:tc>
           <w:tcPr>
-            <w:tcW w:type="dxa" w:w="2293"/>
+            <w:tcW w:w="2634" w:type="dxa"/>
           </w:tcPr>
           <w:p>
             <w:r>
@@ -593,7 +621,7 @@
         </w:tc>
         <w:tc>
           <w:tcPr>
-            <w:tcW w:type="dxa" w:w="2357"/>
+            <w:tcW w:w="1146" w:type="dxa"/>
           </w:tcPr>
           <w:p>
             <w:r>
@@ -603,7 +631,7 @@
         </w:tc>
         <w:tc>
           <w:tcPr>
-            <w:tcW w:type="dxa" w:w="2239"/>
+            <w:tcW w:w="3951" w:type="dxa"/>
           </w:tcPr>
           <w:p>
             <w:r>
@@ -613,11 +641,11 @@
         </w:tc>
         <w:tc>
           <w:tcPr>
-            <w:tcW w:type="dxa" w:w="2127"/>
-          </w:tcPr>
-          <w:p>
-            <w:r>
-              <w:t>23/04/2026</w:t>
+            <w:tcW w:w="1285" w:type="dxa"/>
+          </w:tcPr>
+          <w:p>
+            <w:r>
+              <w:t>20/04/2026</w:t>
             </w:r>
           </w:p>
         </w:tc>
@@ -625,7 +653,7 @@
       <w:tr>
         <w:tc>
           <w:tcPr>
-            <w:tcW w:type="dxa" w:w="2293"/>
+            <w:tcW w:w="2634" w:type="dxa"/>
           </w:tcPr>
           <w:p>
             <w:r>
@@ -635,7 +663,7 @@
         </w:tc>
         <w:tc>
           <w:tcPr>
-            <w:tcW w:type="dxa" w:w="2357"/>
+            <w:tcW w:w="1146" w:type="dxa"/>
           </w:tcPr>
           <w:p>
             <w:r>
@@ -645,7 +673,7 @@
         </w:tc>
         <w:tc>
           <w:tcPr>
-            <w:tcW w:type="dxa" w:w="2239"/>
+            <w:tcW w:w="3951" w:type="dxa"/>
           </w:tcPr>
           <w:p>
             <w:r>
@@ -655,11 +683,11 @@
         </w:tc>
         <w:tc>
           <w:tcPr>
-            <w:tcW w:type="dxa" w:w="2127"/>
-          </w:tcPr>
-          <w:p>
-            <w:r>
-              <w:t>23/04/2026</w:t>
+            <w:tcW w:w="1285" w:type="dxa"/>
+          </w:tcPr>
+          <w:p>
+            <w:r>
+              <w:t>20/04/2026</w:t>
             </w:r>
           </w:p>
         </w:tc>
@@ -667,7 +695,7 @@
       <w:tr>
         <w:tc>
           <w:tcPr>
-            <w:tcW w:type="dxa" w:w="2293"/>
+            <w:tcW w:w="2634" w:type="dxa"/>
           </w:tcPr>
           <w:p>
             <w:r>
@@ -677,7 +705,7 @@
         </w:tc>
         <w:tc>
           <w:tcPr>
-            <w:tcW w:type="dxa" w:w="2357"/>
+            <w:tcW w:w="1146" w:type="dxa"/>
           </w:tcPr>
           <w:p>
             <w:r>
@@ -687,7 +715,7 @@
         </w:tc>
         <w:tc>
           <w:tcPr>
-            <w:tcW w:type="dxa" w:w="2239"/>
+            <w:tcW w:w="3951" w:type="dxa"/>
           </w:tcPr>
           <w:p>
             <w:r>
@@ -697,11 +725,11 @@
         </w:tc>
         <w:tc>
           <w:tcPr>
-            <w:tcW w:type="dxa" w:w="2127"/>
-          </w:tcPr>
-          <w:p>
-            <w:r>
-              <w:t>23/04/2026</w:t>
+            <w:tcW w:w="1285" w:type="dxa"/>
+          </w:tcPr>
+          <w:p>
+            <w:r>
+              <w:t>20/04/2026</w:t>
             </w:r>
           </w:p>
         </w:tc>
@@ -709,7 +737,7 @@
       <w:tr>
         <w:tc>
           <w:tcPr>
-            <w:tcW w:type="dxa" w:w="2293"/>
+            <w:tcW w:w="2634" w:type="dxa"/>
           </w:tcPr>
           <w:p>
             <w:r>
@@ -719,7 +747,7 @@
         </w:tc>
         <w:tc>
           <w:tcPr>
-            <w:tcW w:type="dxa" w:w="2357"/>
+            <w:tcW w:w="1146" w:type="dxa"/>
           </w:tcPr>
           <w:p>
             <w:r>
@@ -729,7 +757,7 @@
         </w:tc>
         <w:tc>
           <w:tcPr>
-            <w:tcW w:type="dxa" w:w="2239"/>
+            <w:tcW w:w="3951" w:type="dxa"/>
           </w:tcPr>
           <w:p>
             <w:r>
@@ -739,11 +767,11 @@
         </w:tc>
         <w:tc>
           <w:tcPr>
-            <w:tcW w:type="dxa" w:w="2127"/>
-          </w:tcPr>
-          <w:p>
-            <w:r>
-              <w:t>23/04/2026</w:t>
+            <w:tcW w:w="1285" w:type="dxa"/>
+          </w:tcPr>
+          <w:p>
+            <w:r>
+              <w:t>20/04/2026</w:t>
             </w:r>
           </w:p>
         </w:tc>
@@ -751,17 +779,19 @@
       <w:tr>
         <w:tc>
           <w:tcPr>
-            <w:tcW w:type="dxa" w:w="2293"/>
-          </w:tcPr>
-          <w:p>
+            <w:tcW w:w="2634" w:type="dxa"/>
+          </w:tcPr>
+          <w:p>
+            <w:proofErr w:type="spellStart"/>
             <w:r>
               <w:t>chickenbreast</w:t>
             </w:r>
-          </w:p>
-        </w:tc>
-        <w:tc>
-          <w:tcPr>
-            <w:tcW w:type="dxa" w:w="2357"/>
+            <w:proofErr w:type="spellEnd"/>
+          </w:p>
+        </w:tc>
+        <w:tc>
+          <w:tcPr>
+            <w:tcW w:w="1146" w:type="dxa"/>
           </w:tcPr>
           <w:p>
             <w:r>
@@ -771,7 +801,7 @@
         </w:tc>
         <w:tc>
           <w:tcPr>
-            <w:tcW w:type="dxa" w:w="2239"/>
+            <w:tcW w:w="3951" w:type="dxa"/>
           </w:tcPr>
           <w:p>
             <w:r>
@@ -781,11 +811,11 @@
         </w:tc>
         <w:tc>
           <w:tcPr>
-            <w:tcW w:type="dxa" w:w="2127"/>
-          </w:tcPr>
-          <w:p>
-            <w:r>
-              <w:t>23/04/2026</w:t>
+            <w:tcW w:w="1285" w:type="dxa"/>
+          </w:tcPr>
+          <w:p>
+            <w:r>
+              <w:t>20/04/2026</w:t>
             </w:r>
           </w:p>
         </w:tc>
@@ -793,7 +823,7 @@
       <w:tr>
         <w:tc>
           <w:tcPr>
-            <w:tcW w:type="dxa" w:w="2293"/>
+            <w:tcW w:w="2634" w:type="dxa"/>
           </w:tcPr>
           <w:p>
             <w:r>
@@ -803,7 +833,7 @@
         </w:tc>
         <w:tc>
           <w:tcPr>
-            <w:tcW w:type="dxa" w:w="2357"/>
+            <w:tcW w:w="1146" w:type="dxa"/>
           </w:tcPr>
           <w:p>
             <w:r>
@@ -813,7 +843,7 @@
         </w:tc>
         <w:tc>
           <w:tcPr>
-            <w:tcW w:type="dxa" w:w="2239"/>
+            <w:tcW w:w="3951" w:type="dxa"/>
           </w:tcPr>
           <w:p>
             <w:r>
@@ -823,11 +853,11 @@
         </w:tc>
         <w:tc>
           <w:tcPr>
-            <w:tcW w:type="dxa" w:w="2127"/>
-          </w:tcPr>
-          <w:p>
-            <w:r>
-              <w:t>23/04/2026</w:t>
+            <w:tcW w:w="1285" w:type="dxa"/>
+          </w:tcPr>
+          <w:p>
+            <w:r>
+              <w:t>20/04/2026</w:t>
             </w:r>
           </w:p>
         </w:tc>
@@ -835,7 +865,7 @@
       <w:tr>
         <w:tc>
           <w:tcPr>
-            <w:tcW w:type="dxa" w:w="2293"/>
+            <w:tcW w:w="2634" w:type="dxa"/>
           </w:tcPr>
           <w:p>
             <w:r>
@@ -845,31 +875,36 @@
         </w:tc>
         <w:tc>
           <w:tcPr>
-            <w:tcW w:type="dxa" w:w="2357"/>
-          </w:tcPr>
-          <w:p>
-            <w:r>
-              <w:t>Products website image (AI-generated in Gemini)</w:t>
-            </w:r>
-          </w:p>
-        </w:tc>
-        <w:tc>
-          <w:tcPr>
-            <w:tcW w:type="dxa" w:w="2239"/>
-          </w:tcPr>
-          <w:p>
-            <w:r>
+            <w:tcW w:w="1146" w:type="dxa"/>
+          </w:tcPr>
+          <w:p>
+            <w:r>
+              <w:t>Products website image (AI-</w:t>
+            </w:r>
+            <w:r>
+              <w:lastRenderedPageBreak/>
+              <w:t>generated in Gemini)</w:t>
+            </w:r>
+          </w:p>
+        </w:tc>
+        <w:tc>
+          <w:tcPr>
+            <w:tcW w:w="3951" w:type="dxa"/>
+          </w:tcPr>
+          <w:p>
+            <w:r>
+              <w:lastRenderedPageBreak/>
               <w:t>products/milk.jpg</w:t>
             </w:r>
           </w:p>
         </w:tc>
         <w:tc>
           <w:tcPr>
-            <w:tcW w:type="dxa" w:w="2127"/>
-          </w:tcPr>
-          <w:p>
-            <w:r>
-              <w:t>23/04/2026</w:t>
+            <w:tcW w:w="1285" w:type="dxa"/>
+          </w:tcPr>
+          <w:p>
+            <w:r>
+              <w:t>20/04/2026</w:t>
             </w:r>
           </w:p>
         </w:tc>
@@ -877,7 +912,7 @@
       <w:tr>
         <w:tc>
           <w:tcPr>
-            <w:tcW w:type="dxa" w:w="2293"/>
+            <w:tcW w:w="2634" w:type="dxa"/>
           </w:tcPr>
           <w:p>
             <w:r>
@@ -887,7 +922,7 @@
         </w:tc>
         <w:tc>
           <w:tcPr>
-            <w:tcW w:type="dxa" w:w="2357"/>
+            <w:tcW w:w="1146" w:type="dxa"/>
           </w:tcPr>
           <w:p>
             <w:r>
@@ -897,7 +932,7 @@
         </w:tc>
         <w:tc>
           <w:tcPr>
-            <w:tcW w:type="dxa" w:w="2239"/>
+            <w:tcW w:w="3951" w:type="dxa"/>
           </w:tcPr>
           <w:p>
             <w:r>
@@ -907,11 +942,11 @@
         </w:tc>
         <w:tc>
           <w:tcPr>
-            <w:tcW w:type="dxa" w:w="2127"/>
-          </w:tcPr>
-          <w:p>
-            <w:r>
-              <w:t>23/04/2026</w:t>
+            <w:tcW w:w="1285" w:type="dxa"/>
+          </w:tcPr>
+          <w:p>
+            <w:r>
+              <w:t>20/04/2026</w:t>
             </w:r>
           </w:p>
         </w:tc>
@@ -919,7 +954,7 @@
       <w:tr>
         <w:tc>
           <w:tcPr>
-            <w:tcW w:type="dxa" w:w="2293"/>
+            <w:tcW w:w="2634" w:type="dxa"/>
           </w:tcPr>
           <w:p>
             <w:r>
@@ -929,7 +964,7 @@
         </w:tc>
         <w:tc>
           <w:tcPr>
-            <w:tcW w:type="dxa" w:w="2357"/>
+            <w:tcW w:w="1146" w:type="dxa"/>
           </w:tcPr>
           <w:p>
             <w:r>
@@ -939,7 +974,7 @@
         </w:tc>
         <w:tc>
           <w:tcPr>
-            <w:tcW w:type="dxa" w:w="2239"/>
+            <w:tcW w:w="3951" w:type="dxa"/>
           </w:tcPr>
           <w:p>
             <w:r>
@@ -949,11 +984,11 @@
         </w:tc>
         <w:tc>
           <w:tcPr>
-            <w:tcW w:type="dxa" w:w="2127"/>
-          </w:tcPr>
-          <w:p>
-            <w:r>
-              <w:t>23/04/2026</w:t>
+            <w:tcW w:w="1285" w:type="dxa"/>
+          </w:tcPr>
+          <w:p>
+            <w:r>
+              <w:t>20/04/2026</w:t>
             </w:r>
           </w:p>
         </w:tc>
@@ -961,7 +996,7 @@
       <w:tr>
         <w:tc>
           <w:tcPr>
-            <w:tcW w:type="dxa" w:w="2293"/>
+            <w:tcW w:w="2634" w:type="dxa"/>
           </w:tcPr>
           <w:p>
             <w:r>
@@ -971,7 +1006,7 @@
         </w:tc>
         <w:tc>
           <w:tcPr>
-            <w:tcW w:type="dxa" w:w="2357"/>
+            <w:tcW w:w="1146" w:type="dxa"/>
           </w:tcPr>
           <w:p>
             <w:r>
@@ -981,7 +1016,7 @@
         </w:tc>
         <w:tc>
           <w:tcPr>
-            <w:tcW w:type="dxa" w:w="2239"/>
+            <w:tcW w:w="3951" w:type="dxa"/>
           </w:tcPr>
           <w:p>
             <w:r>
@@ -991,11 +1026,11 @@
         </w:tc>
         <w:tc>
           <w:tcPr>
-            <w:tcW w:type="dxa" w:w="2127"/>
-          </w:tcPr>
-          <w:p>
-            <w:r>
-              <w:t>23/04/2026</w:t>
+            <w:tcW w:w="1285" w:type="dxa"/>
+          </w:tcPr>
+          <w:p>
+            <w:r>
+              <w:t>20/04/2026</w:t>
             </w:r>
           </w:p>
         </w:tc>
@@ -1003,7 +1038,7 @@
       <w:tr>
         <w:tc>
           <w:tcPr>
-            <w:tcW w:type="dxa" w:w="2293"/>
+            <w:tcW w:w="2634" w:type="dxa"/>
           </w:tcPr>
           <w:p>
             <w:r>
@@ -1013,7 +1048,7 @@
         </w:tc>
         <w:tc>
           <w:tcPr>
-            <w:tcW w:type="dxa" w:w="2357"/>
+            <w:tcW w:w="1146" w:type="dxa"/>
           </w:tcPr>
           <w:p>
             <w:r>
@@ -1023,7 +1058,7 @@
         </w:tc>
         <w:tc>
           <w:tcPr>
-            <w:tcW w:type="dxa" w:w="2239"/>
+            <w:tcW w:w="3951" w:type="dxa"/>
           </w:tcPr>
           <w:p>
             <w:r>
@@ -1033,11 +1068,11 @@
         </w:tc>
         <w:tc>
           <w:tcPr>
-            <w:tcW w:type="dxa" w:w="2127"/>
-          </w:tcPr>
-          <w:p>
-            <w:r>
-              <w:t>23/04/2026</w:t>
+            <w:tcW w:w="1285" w:type="dxa"/>
+          </w:tcPr>
+          <w:p>
+            <w:r>
+              <w:t>20/04/2026</w:t>
             </w:r>
           </w:p>
         </w:tc>
@@ -1045,7 +1080,7 @@
       <w:tr>
         <w:tc>
           <w:tcPr>
-            <w:tcW w:type="dxa" w:w="2293"/>
+            <w:tcW w:w="2634" w:type="dxa"/>
           </w:tcPr>
           <w:p>
             <w:r>
@@ -1055,7 +1090,7 @@
         </w:tc>
         <w:tc>
           <w:tcPr>
-            <w:tcW w:type="dxa" w:w="2357"/>
+            <w:tcW w:w="1146" w:type="dxa"/>
           </w:tcPr>
           <w:p>
             <w:r>
@@ -1065,7 +1100,7 @@
         </w:tc>
         <w:tc>
           <w:tcPr>
-            <w:tcW w:type="dxa" w:w="2239"/>
+            <w:tcW w:w="3951" w:type="dxa"/>
           </w:tcPr>
           <w:p>
             <w:r>
@@ -1075,11 +1110,11 @@
         </w:tc>
         <w:tc>
           <w:tcPr>
-            <w:tcW w:type="dxa" w:w="2127"/>
-          </w:tcPr>
-          <w:p>
-            <w:r>
-              <w:t>23/04/2026</w:t>
+            <w:tcW w:w="1285" w:type="dxa"/>
+          </w:tcPr>
+          <w:p>
+            <w:r>
+              <w:t>20/04/2026</w:t>
             </w:r>
           </w:p>
         </w:tc>
@@ -1087,7 +1122,7 @@
       <w:tr>
         <w:tc>
           <w:tcPr>
-            <w:tcW w:type="dxa" w:w="2293"/>
+            <w:tcW w:w="2634" w:type="dxa"/>
           </w:tcPr>
           <w:p>
             <w:r>
@@ -1097,7 +1132,7 @@
         </w:tc>
         <w:tc>
           <w:tcPr>
-            <w:tcW w:type="dxa" w:w="2357"/>
+            <w:tcW w:w="1146" w:type="dxa"/>
           </w:tcPr>
           <w:p>
             <w:r>
@@ -1107,7 +1142,7 @@
         </w:tc>
         <w:tc>
           <w:tcPr>
-            <w:tcW w:type="dxa" w:w="2239"/>
+            <w:tcW w:w="3951" w:type="dxa"/>
           </w:tcPr>
           <w:p>
             <w:r>
@@ -1117,11 +1152,11 @@
         </w:tc>
         <w:tc>
           <w:tcPr>
-            <w:tcW w:type="dxa" w:w="2127"/>
-          </w:tcPr>
-          <w:p>
-            <w:r>
-              <w:t>23/04/2026</w:t>
+            <w:tcW w:w="1285" w:type="dxa"/>
+          </w:tcPr>
+          <w:p>
+            <w:r>
+              <w:t>20/04/2026</w:t>
             </w:r>
           </w:p>
         </w:tc>
@@ -1140,13 +1175,11 @@
           <w:b/>
           <w:sz w:val="25"/>
         </w:rPr>
+        <w:lastRenderedPageBreak/>
         <w:t>Image Assets</w:t>
       </w:r>
     </w:p>
     <w:p>
-      <w:pPr>
-        <w:jc w:val="left"/>
-      </w:pPr>
       <w:r>
         <w:t>All images below are AI-generated images from Gemini.</w:t>
       </w:r>
@@ -1164,18 +1197,145 @@
         <w:jc w:val="center"/>
       </w:pPr>
       <w:r>
+        <w:rPr>
+          <w:noProof/>
+        </w:rPr>
         <w:drawing>
-          <wp:inline xmlns:a="http://schemas.openxmlformats.org/drawingml/2006/main" xmlns:pic="http://schemas.openxmlformats.org/drawingml/2006/picture">
+          <wp:inline distT="0" distB="0" distL="0" distR="0" wp14:anchorId="4E1A0473" wp14:editId="57299933">
             <wp:extent cx="5029200" cy="2745432"/>
+            <wp:effectExtent l="0" t="0" r="0" b="0"/>
             <wp:docPr id="1" name="Picture 1"/>
             <wp:cNvGraphicFramePr>
-              <a:graphicFrameLocks noChangeAspect="1"/>
+              <a:graphicFrameLocks xmlns:a="http://schemas.openxmlformats.org/drawingml/2006/main" noChangeAspect="1"/>
             </wp:cNvGraphicFramePr>
-            <a:graphic>
+            <a:graphic xmlns:a="http://schemas.openxmlformats.org/drawingml/2006/main">
               <a:graphicData uri="http://schemas.openxmlformats.org/drawingml/2006/picture">
-                <pic:pic>
+                <pic:pic xmlns:pic="http://schemas.openxmlformats.org/drawingml/2006/picture">
                   <pic:nvPicPr>
                     <pic:cNvPr id="0" name="homecarrots.jpg"/>
+                    <pic:cNvPicPr/>
+                  </pic:nvPicPr>
+                  <pic:blipFill>
+                    <a:blip r:embed="rId7"/>
+                    <a:stretch>
+                      <a:fillRect/>
+                    </a:stretch>
+                  </pic:blipFill>
+                  <pic:spPr>
+                    <a:xfrm>
+                      <a:off x="0" y="0"/>
+                      <a:ext cx="5029200" cy="2745432"/>
+                    </a:xfrm>
+                    <a:prstGeom prst="rect">
+                      <a:avLst/>
+                    </a:prstGeom>
+                  </pic:spPr>
+                </pic:pic>
+              </a:graphicData>
+            </a:graphic>
+          </wp:inline>
+        </w:drawing>
+      </w:r>
+    </w:p>
+    <w:p>
+      <w:pPr>
+        <w:jc w:val="center"/>
+      </w:pPr>
+      <w:r>
+        <w:t>AI-generated image from Gemini</w:t>
+      </w:r>
+    </w:p>
+    <w:p>
+      <w:r>
+        <w:rPr>
+          <w:b/>
+        </w:rPr>
+        <w:t>home/homestrawberries.jpg</w:t>
+      </w:r>
+    </w:p>
+    <w:p>
+      <w:pPr>
+        <w:jc w:val="center"/>
+      </w:pPr>
+      <w:r>
+        <w:rPr>
+          <w:noProof/>
+        </w:rPr>
+        <w:drawing>
+          <wp:inline distT="0" distB="0" distL="0" distR="0" wp14:anchorId="71E7292B" wp14:editId="4C234930">
+            <wp:extent cx="5029200" cy="2745432"/>
+            <wp:effectExtent l="0" t="0" r="0" b="0"/>
+            <wp:docPr id="2" name="Picture 2"/>
+            <wp:cNvGraphicFramePr>
+              <a:graphicFrameLocks xmlns:a="http://schemas.openxmlformats.org/drawingml/2006/main" noChangeAspect="1"/>
+            </wp:cNvGraphicFramePr>
+            <a:graphic xmlns:a="http://schemas.openxmlformats.org/drawingml/2006/main">
+              <a:graphicData uri="http://schemas.openxmlformats.org/drawingml/2006/picture">
+                <pic:pic xmlns:pic="http://schemas.openxmlformats.org/drawingml/2006/picture">
+                  <pic:nvPicPr>
+                    <pic:cNvPr id="0" name="homestrawberries.jpg"/>
+                    <pic:cNvPicPr/>
+                  </pic:nvPicPr>
+                  <pic:blipFill>
+                    <a:blip r:embed="rId8"/>
+                    <a:stretch>
+                      <a:fillRect/>
+                    </a:stretch>
+                  </pic:blipFill>
+                  <pic:spPr>
+                    <a:xfrm>
+                      <a:off x="0" y="0"/>
+                      <a:ext cx="5029200" cy="2745432"/>
+                    </a:xfrm>
+                    <a:prstGeom prst="rect">
+                      <a:avLst/>
+                    </a:prstGeom>
+                  </pic:spPr>
+                </pic:pic>
+              </a:graphicData>
+            </a:graphic>
+          </wp:inline>
+        </w:drawing>
+      </w:r>
+    </w:p>
+    <w:p>
+      <w:pPr>
+        <w:jc w:val="center"/>
+      </w:pPr>
+      <w:r>
+        <w:t>AI-generated image from Gemini</w:t>
+      </w:r>
+    </w:p>
+    <w:p>
+      <w:r>
+        <w:rPr>
+          <w:b/>
+        </w:rPr>
+        <w:t>home/homeveg.jpg</w:t>
+      </w:r>
+    </w:p>
+    <w:p>
+      <w:pPr>
+        <w:jc w:val="center"/>
+      </w:pPr>
+      <w:r>
+        <w:rPr>
+          <w:noProof/>
+        </w:rPr>
+        <w:lastRenderedPageBreak/>
+        <w:drawing>
+          <wp:inline distT="0" distB="0" distL="0" distR="0" wp14:anchorId="00BB85F1" wp14:editId="350E1750">
+            <wp:extent cx="5029200" cy="2745432"/>
+            <wp:effectExtent l="0" t="0" r="0" b="0"/>
+            <wp:docPr id="3" name="Picture 3"/>
+            <wp:cNvGraphicFramePr>
+              <a:graphicFrameLocks xmlns:a="http://schemas.openxmlformats.org/drawingml/2006/main" noChangeAspect="1"/>
+            </wp:cNvGraphicFramePr>
+            <a:graphic xmlns:a="http://schemas.openxmlformats.org/drawingml/2006/main">
+              <a:graphicData uri="http://schemas.openxmlformats.org/drawingml/2006/picture">
+                <pic:pic xmlns:pic="http://schemas.openxmlformats.org/drawingml/2006/picture">
+                  <pic:nvPicPr>
+                    <pic:cNvPr id="0" name="homeveg.jpg"/>
                     <pic:cNvPicPr/>
                   </pic:nvPicPr>
                   <pic:blipFill>
@@ -1189,7 +1349,9 @@
                       <a:off x="0" y="0"/>
                       <a:ext cx="5029200" cy="2745432"/>
                     </a:xfrm>
-                    <a:prstGeom prst="rect"/>
+                    <a:prstGeom prst="rect">
+                      <a:avLst/>
+                    </a:prstGeom>
                   </pic:spPr>
                 </pic:pic>
               </a:graphicData>
@@ -1203,7 +1365,10 @@
         <w:jc w:val="center"/>
       </w:pPr>
       <w:r>
-        <w:t>AI-generated image from Gemini</w:t>
+        <w:t>AI-generated image fr</w:t>
+      </w:r>
+      <w:r>
+        <w:t>om Gemini</w:t>
       </w:r>
     </w:p>
     <w:p>
@@ -1211,26 +1376,30 @@
         <w:rPr>
           <w:b/>
         </w:rPr>
-        <w:t>home/homestrawberries.jpg</w:t>
-      </w:r>
-    </w:p>
-    <w:p>
-      <w:pPr>
-        <w:jc w:val="center"/>
-      </w:pPr>
-      <w:r>
+        <w:t>home/manwalking.jpg</w:t>
+      </w:r>
+    </w:p>
+    <w:p>
+      <w:pPr>
+        <w:jc w:val="center"/>
+      </w:pPr>
+      <w:r>
+        <w:rPr>
+          <w:noProof/>
+        </w:rPr>
         <w:drawing>
-          <wp:inline xmlns:a="http://schemas.openxmlformats.org/drawingml/2006/main" xmlns:pic="http://schemas.openxmlformats.org/drawingml/2006/picture">
+          <wp:inline distT="0" distB="0" distL="0" distR="0" wp14:anchorId="78A12AB5" wp14:editId="59F05481">
             <wp:extent cx="5029200" cy="2745432"/>
-            <wp:docPr id="2" name="Picture 2"/>
+            <wp:effectExtent l="0" t="0" r="0" b="0"/>
+            <wp:docPr id="4" name="Picture 4"/>
             <wp:cNvGraphicFramePr>
-              <a:graphicFrameLocks noChangeAspect="1"/>
+              <a:graphicFrameLocks xmlns:a="http://schemas.openxmlformats.org/drawingml/2006/main" noChangeAspect="1"/>
             </wp:cNvGraphicFramePr>
-            <a:graphic>
+            <a:graphic xmlns:a="http://schemas.openxmlformats.org/drawingml/2006/main">
               <a:graphicData uri="http://schemas.openxmlformats.org/drawingml/2006/picture">
-                <pic:pic>
+                <pic:pic xmlns:pic="http://schemas.openxmlformats.org/drawingml/2006/picture">
                   <pic:nvPicPr>
-                    <pic:cNvPr id="0" name="homestrawberries.jpg"/>
+                    <pic:cNvPr id="0" name="manwalking.jpg"/>
                     <pic:cNvPicPr/>
                   </pic:nvPicPr>
                   <pic:blipFill>
@@ -1244,7 +1413,9 @@
                       <a:off x="0" y="0"/>
                       <a:ext cx="5029200" cy="2745432"/>
                     </a:xfrm>
-                    <a:prstGeom prst="rect"/>
+                    <a:prstGeom prst="rect">
+                      <a:avLst/>
+                    </a:prstGeom>
                   </pic:spPr>
                 </pic:pic>
               </a:graphicData>
@@ -1266,26 +1437,31 @@
         <w:rPr>
           <w:b/>
         </w:rPr>
-        <w:t>home/homeveg.jpg</w:t>
-      </w:r>
-    </w:p>
-    <w:p>
-      <w:pPr>
-        <w:jc w:val="center"/>
-      </w:pPr>
-      <w:r>
+        <w:t>home/olderLady.jpg</w:t>
+      </w:r>
+    </w:p>
+    <w:p>
+      <w:pPr>
+        <w:jc w:val="center"/>
+      </w:pPr>
+      <w:r>
+        <w:rPr>
+          <w:noProof/>
+        </w:rPr>
+        <w:lastRenderedPageBreak/>
         <w:drawing>
-          <wp:inline xmlns:a="http://schemas.openxmlformats.org/drawingml/2006/main" xmlns:pic="http://schemas.openxmlformats.org/drawingml/2006/picture">
+          <wp:inline distT="0" distB="0" distL="0" distR="0" wp14:anchorId="73E6CCED" wp14:editId="785087CC">
             <wp:extent cx="5029200" cy="2745432"/>
-            <wp:docPr id="3" name="Picture 3"/>
+            <wp:effectExtent l="0" t="0" r="0" b="0"/>
+            <wp:docPr id="5" name="Picture 5"/>
             <wp:cNvGraphicFramePr>
-              <a:graphicFrameLocks noChangeAspect="1"/>
+              <a:graphicFrameLocks xmlns:a="http://schemas.openxmlformats.org/drawingml/2006/main" noChangeAspect="1"/>
             </wp:cNvGraphicFramePr>
-            <a:graphic>
+            <a:graphic xmlns:a="http://schemas.openxmlformats.org/drawingml/2006/main">
               <a:graphicData uri="http://schemas.openxmlformats.org/drawingml/2006/picture">
-                <pic:pic>
+                <pic:pic xmlns:pic="http://schemas.openxmlformats.org/drawingml/2006/picture">
                   <pic:nvPicPr>
-                    <pic:cNvPr id="0" name="homeveg.jpg"/>
+                    <pic:cNvPr id="0" name="olderLady.jpg"/>
                     <pic:cNvPicPr/>
                   </pic:nvPicPr>
                   <pic:blipFill>
@@ -1299,7 +1475,9 @@
                       <a:off x="0" y="0"/>
                       <a:ext cx="5029200" cy="2745432"/>
                     </a:xfrm>
-                    <a:prstGeom prst="rect"/>
+                    <a:prstGeom prst="rect">
+                      <a:avLst/>
+                    </a:prstGeom>
                   </pic:spPr>
                 </pic:pic>
               </a:graphicData>
@@ -1321,26 +1499,30 @@
         <w:rPr>
           <w:b/>
         </w:rPr>
-        <w:t>home/manwalking.jpg</w:t>
-      </w:r>
-    </w:p>
-    <w:p>
-      <w:pPr>
-        <w:jc w:val="center"/>
-      </w:pPr>
-      <w:r>
+        <w:t>home/produceBox.jpg</w:t>
+      </w:r>
+    </w:p>
+    <w:p>
+      <w:pPr>
+        <w:jc w:val="center"/>
+      </w:pPr>
+      <w:r>
+        <w:rPr>
+          <w:noProof/>
+        </w:rPr>
         <w:drawing>
-          <wp:inline xmlns:a="http://schemas.openxmlformats.org/drawingml/2006/main" xmlns:pic="http://schemas.openxmlformats.org/drawingml/2006/picture">
-            <wp:extent cx="5029200" cy="2745432"/>
-            <wp:docPr id="4" name="Picture 4"/>
+          <wp:inline distT="0" distB="0" distL="0" distR="0" wp14:anchorId="447685EF" wp14:editId="11FD0029">
+            <wp:extent cx="5029200" cy="2819102"/>
+            <wp:effectExtent l="0" t="0" r="0" b="0"/>
+            <wp:docPr id="6" name="Picture 6"/>
             <wp:cNvGraphicFramePr>
-              <a:graphicFrameLocks noChangeAspect="1"/>
+              <a:graphicFrameLocks xmlns:a="http://schemas.openxmlformats.org/drawingml/2006/main" noChangeAspect="1"/>
             </wp:cNvGraphicFramePr>
-            <a:graphic>
+            <a:graphic xmlns:a="http://schemas.openxmlformats.org/drawingml/2006/main">
               <a:graphicData uri="http://schemas.openxmlformats.org/drawingml/2006/picture">
-                <pic:pic>
+                <pic:pic xmlns:pic="http://schemas.openxmlformats.org/drawingml/2006/picture">
                   <pic:nvPicPr>
-                    <pic:cNvPr id="0" name="manwalking.jpg"/>
+                    <pic:cNvPr id="0" name="produceBox.jpg"/>
                     <pic:cNvPicPr/>
                   </pic:nvPicPr>
                   <pic:blipFill>
@@ -1352,9 +1534,11 @@
                   <pic:spPr>
                     <a:xfrm>
                       <a:off x="0" y="0"/>
-                      <a:ext cx="5029200" cy="2745432"/>
+                      <a:ext cx="5029200" cy="2819102"/>
                     </a:xfrm>
-                    <a:prstGeom prst="rect"/>
+                    <a:prstGeom prst="rect">
+                      <a:avLst/>
+                    </a:prstGeom>
                   </pic:spPr>
                 </pic:pic>
               </a:graphicData>
@@ -1376,26 +1560,31 @@
         <w:rPr>
           <w:b/>
         </w:rPr>
-        <w:t>home/olderLady.jpg</w:t>
-      </w:r>
-    </w:p>
-    <w:p>
-      <w:pPr>
-        <w:jc w:val="center"/>
-      </w:pPr>
-      <w:r>
+        <w:t>producers/greenValleyProduce.jpg</w:t>
+      </w:r>
+    </w:p>
+    <w:p>
+      <w:pPr>
+        <w:jc w:val="center"/>
+      </w:pPr>
+      <w:r>
+        <w:rPr>
+          <w:noProof/>
+        </w:rPr>
+        <w:lastRenderedPageBreak/>
         <w:drawing>
-          <wp:inline xmlns:a="http://schemas.openxmlformats.org/drawingml/2006/main" xmlns:pic="http://schemas.openxmlformats.org/drawingml/2006/picture">
+          <wp:inline distT="0" distB="0" distL="0" distR="0" wp14:anchorId="31FBF2AC" wp14:editId="299978CB">
             <wp:extent cx="5029200" cy="2745432"/>
-            <wp:docPr id="5" name="Picture 5"/>
+            <wp:effectExtent l="0" t="0" r="0" b="0"/>
+            <wp:docPr id="7" name="Picture 7"/>
             <wp:cNvGraphicFramePr>
-              <a:graphicFrameLocks noChangeAspect="1"/>
+              <a:graphicFrameLocks xmlns:a="http://schemas.openxmlformats.org/drawingml/2006/main" noChangeAspect="1"/>
             </wp:cNvGraphicFramePr>
-            <a:graphic>
+            <a:graphic xmlns:a="http://schemas.openxmlformats.org/drawingml/2006/main">
               <a:graphicData uri="http://schemas.openxmlformats.org/drawingml/2006/picture">
-                <pic:pic>
+                <pic:pic xmlns:pic="http://schemas.openxmlformats.org/drawingml/2006/picture">
                   <pic:nvPicPr>
-                    <pic:cNvPr id="0" name="olderLady.jpg"/>
+                    <pic:cNvPr id="0" name="greenValleyProduce.jpg"/>
                     <pic:cNvPicPr/>
                   </pic:nvPicPr>
                   <pic:blipFill>
@@ -1409,7 +1598,9 @@
                       <a:off x="0" y="0"/>
                       <a:ext cx="5029200" cy="2745432"/>
                     </a:xfrm>
-                    <a:prstGeom prst="rect"/>
+                    <a:prstGeom prst="rect">
+                      <a:avLst/>
+                    </a:prstGeom>
                   </pic:spPr>
                 </pic:pic>
               </a:graphicData>
@@ -1431,26 +1622,30 @@
         <w:rPr>
           <w:b/>
         </w:rPr>
-        <w:t>home/produceBox.jpg</w:t>
-      </w:r>
-    </w:p>
-    <w:p>
-      <w:pPr>
-        <w:jc w:val="center"/>
-      </w:pPr>
-      <w:r>
+        <w:t>producers/meadowFreshOrganicFarm.jpg</w:t>
+      </w:r>
+    </w:p>
+    <w:p>
+      <w:pPr>
+        <w:jc w:val="center"/>
+      </w:pPr>
+      <w:r>
+        <w:rPr>
+          <w:noProof/>
+        </w:rPr>
         <w:drawing>
-          <wp:inline xmlns:a="http://schemas.openxmlformats.org/drawingml/2006/main" xmlns:pic="http://schemas.openxmlformats.org/drawingml/2006/picture">
-            <wp:extent cx="5029200" cy="2819102"/>
-            <wp:docPr id="6" name="Picture 6"/>
+          <wp:inline distT="0" distB="0" distL="0" distR="0" wp14:anchorId="7FBBC215" wp14:editId="6111A4A0">
+            <wp:extent cx="5029200" cy="2745432"/>
+            <wp:effectExtent l="0" t="0" r="0" b="0"/>
+            <wp:docPr id="8" name="Picture 8"/>
             <wp:cNvGraphicFramePr>
-              <a:graphicFrameLocks noChangeAspect="1"/>
+              <a:graphicFrameLocks xmlns:a="http://schemas.openxmlformats.org/drawingml/2006/main" noChangeAspect="1"/>
             </wp:cNvGraphicFramePr>
-            <a:graphic>
+            <a:graphic xmlns:a="http://schemas.openxmlformats.org/drawingml/2006/main">
               <a:graphicData uri="http://schemas.openxmlformats.org/drawingml/2006/picture">
-                <pic:pic>
+                <pic:pic xmlns:pic="http://schemas.openxmlformats.org/drawingml/2006/picture">
                   <pic:nvPicPr>
-                    <pic:cNvPr id="0" name="produceBox.jpg"/>
+                    <pic:cNvPr id="0" name="meadowFreshOrganicFarm.jpg"/>
                     <pic:cNvPicPr/>
                   </pic:nvPicPr>
                   <pic:blipFill>
@@ -1462,9 +1657,11 @@
                   <pic:spPr>
                     <a:xfrm>
                       <a:off x="0" y="0"/>
-                      <a:ext cx="5029200" cy="2819102"/>
+                      <a:ext cx="5029200" cy="2745432"/>
                     </a:xfrm>
-                    <a:prstGeom prst="rect"/>
+                    <a:prstGeom prst="rect">
+                      <a:avLst/>
+                    </a:prstGeom>
                   </pic:spPr>
                 </pic:pic>
               </a:graphicData>
@@ -1486,26 +1683,31 @@
         <w:rPr>
           <w:b/>
         </w:rPr>
-        <w:t>producers/greenValleyProduce.jpg</w:t>
-      </w:r>
-    </w:p>
-    <w:p>
-      <w:pPr>
-        <w:jc w:val="center"/>
-      </w:pPr>
-      <w:r>
+        <w:t>producers/oakridgeHarvestHub.jpg</w:t>
+      </w:r>
+    </w:p>
+    <w:p>
+      <w:pPr>
+        <w:jc w:val="center"/>
+      </w:pPr>
+      <w:r>
+        <w:rPr>
+          <w:noProof/>
+        </w:rPr>
+        <w:lastRenderedPageBreak/>
         <w:drawing>
-          <wp:inline xmlns:a="http://schemas.openxmlformats.org/drawingml/2006/main" xmlns:pic="http://schemas.openxmlformats.org/drawingml/2006/picture">
+          <wp:inline distT="0" distB="0" distL="0" distR="0" wp14:anchorId="7CE577D8" wp14:editId="0A33A4FD">
             <wp:extent cx="5029200" cy="2745432"/>
-            <wp:docPr id="7" name="Picture 7"/>
+            <wp:effectExtent l="0" t="0" r="0" b="0"/>
+            <wp:docPr id="9" name="Picture 9"/>
             <wp:cNvGraphicFramePr>
-              <a:graphicFrameLocks noChangeAspect="1"/>
+              <a:graphicFrameLocks xmlns:a="http://schemas.openxmlformats.org/drawingml/2006/main" noChangeAspect="1"/>
             </wp:cNvGraphicFramePr>
-            <a:graphic>
+            <a:graphic xmlns:a="http://schemas.openxmlformats.org/drawingml/2006/main">
               <a:graphicData uri="http://schemas.openxmlformats.org/drawingml/2006/picture">
-                <pic:pic>
+                <pic:pic xmlns:pic="http://schemas.openxmlformats.org/drawingml/2006/picture">
                   <pic:nvPicPr>
-                    <pic:cNvPr id="0" name="greenValleyProduce.jpg"/>
+                    <pic:cNvPr id="0" name="oakridgeHarvestHub.jpg"/>
                     <pic:cNvPicPr/>
                   </pic:nvPicPr>
                   <pic:blipFill>
@@ -1519,7 +1721,9 @@
                       <a:off x="0" y="0"/>
                       <a:ext cx="5029200" cy="2745432"/>
                     </a:xfrm>
-                    <a:prstGeom prst="rect"/>
+                    <a:prstGeom prst="rect">
+                      <a:avLst/>
+                    </a:prstGeom>
                   </pic:spPr>
                 </pic:pic>
               </a:graphicData>
@@ -1541,26 +1745,156 @@
         <w:rPr>
           <w:b/>
         </w:rPr>
-        <w:t>producers/meadowFreshOrganicFarm.jpg</w:t>
-      </w:r>
-    </w:p>
-    <w:p>
-      <w:pPr>
-        <w:jc w:val="center"/>
-      </w:pPr>
-      <w:r>
+        <w:t>producers/sunnybrookFarm.jpg</w:t>
+      </w:r>
+    </w:p>
+    <w:p>
+      <w:pPr>
+        <w:jc w:val="center"/>
+      </w:pPr>
+      <w:r>
+        <w:rPr>
+          <w:noProof/>
+        </w:rPr>
         <w:drawing>
-          <wp:inline xmlns:a="http://schemas.openxmlformats.org/drawingml/2006/main" xmlns:pic="http://schemas.openxmlformats.org/drawingml/2006/picture">
+          <wp:inline distT="0" distB="0" distL="0" distR="0" wp14:anchorId="7A4D39C6" wp14:editId="7FAE6626">
             <wp:extent cx="5029200" cy="2745432"/>
-            <wp:docPr id="8" name="Picture 8"/>
+            <wp:effectExtent l="0" t="0" r="0" b="0"/>
+            <wp:docPr id="10" name="Picture 10"/>
             <wp:cNvGraphicFramePr>
-              <a:graphicFrameLocks noChangeAspect="1"/>
+              <a:graphicFrameLocks xmlns:a="http://schemas.openxmlformats.org/drawingml/2006/main" noChangeAspect="1"/>
             </wp:cNvGraphicFramePr>
-            <a:graphic>
+            <a:graphic xmlns:a="http://schemas.openxmlformats.org/drawingml/2006/main">
               <a:graphicData uri="http://schemas.openxmlformats.org/drawingml/2006/picture">
-                <pic:pic>
+                <pic:pic xmlns:pic="http://schemas.openxmlformats.org/drawingml/2006/picture">
                   <pic:nvPicPr>
-                    <pic:cNvPr id="0" name="meadowFreshOrganicFarm.jpg"/>
+                    <pic:cNvPr id="0" name="manwalking.jpg"/>
+                    <pic:cNvPicPr/>
+                  </pic:nvPicPr>
+                  <pic:blipFill>
+                    <a:blip r:embed="rId10"/>
+                    <a:stretch>
+                      <a:fillRect/>
+                    </a:stretch>
+                  </pic:blipFill>
+                  <pic:spPr>
+                    <a:xfrm>
+                      <a:off x="0" y="0"/>
+                      <a:ext cx="5029200" cy="2745432"/>
+                    </a:xfrm>
+                    <a:prstGeom prst="rect">
+                      <a:avLst/>
+                    </a:prstGeom>
+                  </pic:spPr>
+                </pic:pic>
+              </a:graphicData>
+            </a:graphic>
+          </wp:inline>
+        </w:drawing>
+      </w:r>
+    </w:p>
+    <w:p>
+      <w:pPr>
+        <w:jc w:val="center"/>
+      </w:pPr>
+      <w:r>
+        <w:t>AI-generated image from Gemini</w:t>
+      </w:r>
+    </w:p>
+    <w:p>
+      <w:r>
+        <w:rPr>
+          <w:b/>
+        </w:rPr>
+        <w:t>producers/willowcreekFarm.jpg</w:t>
+      </w:r>
+    </w:p>
+    <w:p>
+      <w:pPr>
+        <w:jc w:val="center"/>
+      </w:pPr>
+      <w:r>
+        <w:rPr>
+          <w:noProof/>
+        </w:rPr>
+        <w:lastRenderedPageBreak/>
+        <w:drawing>
+          <wp:inline distT="0" distB="0" distL="0" distR="0" wp14:anchorId="6091BE82" wp14:editId="5246610F">
+            <wp:extent cx="5029200" cy="2745432"/>
+            <wp:effectExtent l="0" t="0" r="0" b="0"/>
+            <wp:docPr id="11" name="Picture 11"/>
+            <wp:cNvGraphicFramePr>
+              <a:graphicFrameLocks xmlns:a="http://schemas.openxmlformats.org/drawingml/2006/main" noChangeAspect="1"/>
+            </wp:cNvGraphicFramePr>
+            <a:graphic xmlns:a="http://schemas.openxmlformats.org/drawingml/2006/main">
+              <a:graphicData uri="http://schemas.openxmlformats.org/drawingml/2006/picture">
+                <pic:pic xmlns:pic="http://schemas.openxmlformats.org/drawingml/2006/picture">
+                  <pic:nvPicPr>
+                    <pic:cNvPr id="0" name="olderLady.jpg"/>
+                    <pic:cNvPicPr/>
+                  </pic:nvPicPr>
+                  <pic:blipFill>
+                    <a:blip r:embed="rId11"/>
+                    <a:stretch>
+                      <a:fillRect/>
+                    </a:stretch>
+                  </pic:blipFill>
+                  <pic:spPr>
+                    <a:xfrm>
+                      <a:off x="0" y="0"/>
+                      <a:ext cx="5029200" cy="2745432"/>
+                    </a:xfrm>
+                    <a:prstGeom prst="rect">
+                      <a:avLst/>
+                    </a:prstGeom>
+                  </pic:spPr>
+                </pic:pic>
+              </a:graphicData>
+            </a:graphic>
+          </wp:inline>
+        </w:drawing>
+      </w:r>
+    </w:p>
+    <w:p>
+      <w:pPr>
+        <w:jc w:val="center"/>
+      </w:pPr>
+      <w:r>
+        <w:t>AI-generated image from Ge</w:t>
+      </w:r>
+      <w:r>
+        <w:t>mini</w:t>
+      </w:r>
+    </w:p>
+    <w:p>
+      <w:r>
+        <w:rPr>
+          <w:b/>
+        </w:rPr>
+        <w:t>products/apple.jpg</w:t>
+      </w:r>
+    </w:p>
+    <w:p>
+      <w:pPr>
+        <w:jc w:val="center"/>
+      </w:pPr>
+      <w:r>
+        <w:rPr>
+          <w:noProof/>
+        </w:rPr>
+        <w:drawing>
+          <wp:inline distT="0" distB="0" distL="0" distR="0" wp14:anchorId="71066280" wp14:editId="1CFDB17A">
+            <wp:extent cx="5029200" cy="2745432"/>
+            <wp:effectExtent l="0" t="0" r="0" b="0"/>
+            <wp:docPr id="12" name="Picture 12"/>
+            <wp:cNvGraphicFramePr>
+              <a:graphicFrameLocks xmlns:a="http://schemas.openxmlformats.org/drawingml/2006/main" noChangeAspect="1"/>
+            </wp:cNvGraphicFramePr>
+            <a:graphic xmlns:a="http://schemas.openxmlformats.org/drawingml/2006/main">
+              <a:graphicData uri="http://schemas.openxmlformats.org/drawingml/2006/picture">
+                <pic:pic xmlns:pic="http://schemas.openxmlformats.org/drawingml/2006/picture">
+                  <pic:nvPicPr>
+                    <pic:cNvPr id="0" name="apple.jpg"/>
                     <pic:cNvPicPr/>
                   </pic:nvPicPr>
                   <pic:blipFill>
@@ -1574,7 +1908,9 @@
                       <a:off x="0" y="0"/>
                       <a:ext cx="5029200" cy="2745432"/>
                     </a:xfrm>
-                    <a:prstGeom prst="rect"/>
+                    <a:prstGeom prst="rect">
+                      <a:avLst/>
+                    </a:prstGeom>
                   </pic:spPr>
                 </pic:pic>
               </a:graphicData>
@@ -1596,26 +1932,154 @@
         <w:rPr>
           <w:b/>
         </w:rPr>
-        <w:t>producers/oakridgeHarvestHub.jpg</w:t>
-      </w:r>
-    </w:p>
-    <w:p>
-      <w:pPr>
-        <w:jc w:val="center"/>
-      </w:pPr>
-      <w:r>
+        <w:t>products/broccoli.jpg</w:t>
+      </w:r>
+    </w:p>
+    <w:p>
+      <w:pPr>
+        <w:jc w:val="center"/>
+      </w:pPr>
+      <w:r>
+        <w:rPr>
+          <w:noProof/>
+        </w:rPr>
+        <w:lastRenderedPageBreak/>
         <w:drawing>
-          <wp:inline xmlns:a="http://schemas.openxmlformats.org/drawingml/2006/main" xmlns:pic="http://schemas.openxmlformats.org/drawingml/2006/picture">
+          <wp:inline distT="0" distB="0" distL="0" distR="0" wp14:anchorId="4B8E5B3A" wp14:editId="2F4EABF8">
             <wp:extent cx="5029200" cy="2745432"/>
-            <wp:docPr id="9" name="Picture 9"/>
+            <wp:effectExtent l="0" t="0" r="0" b="0"/>
+            <wp:docPr id="13" name="Picture 13"/>
             <wp:cNvGraphicFramePr>
-              <a:graphicFrameLocks noChangeAspect="1"/>
+              <a:graphicFrameLocks xmlns:a="http://schemas.openxmlformats.org/drawingml/2006/main" noChangeAspect="1"/>
             </wp:cNvGraphicFramePr>
-            <a:graphic>
+            <a:graphic xmlns:a="http://schemas.openxmlformats.org/drawingml/2006/main">
               <a:graphicData uri="http://schemas.openxmlformats.org/drawingml/2006/picture">
-                <pic:pic>
+                <pic:pic xmlns:pic="http://schemas.openxmlformats.org/drawingml/2006/picture">
                   <pic:nvPicPr>
-                    <pic:cNvPr id="0" name="oakridgeHarvestHub.jpg"/>
+                    <pic:cNvPr id="0" name="homeveg.jpg"/>
+                    <pic:cNvPicPr/>
+                  </pic:nvPicPr>
+                  <pic:blipFill>
+                    <a:blip r:embed="rId9"/>
+                    <a:stretch>
+                      <a:fillRect/>
+                    </a:stretch>
+                  </pic:blipFill>
+                  <pic:spPr>
+                    <a:xfrm>
+                      <a:off x="0" y="0"/>
+                      <a:ext cx="5029200" cy="2745432"/>
+                    </a:xfrm>
+                    <a:prstGeom prst="rect">
+                      <a:avLst/>
+                    </a:prstGeom>
+                  </pic:spPr>
+                </pic:pic>
+              </a:graphicData>
+            </a:graphic>
+          </wp:inline>
+        </w:drawing>
+      </w:r>
+    </w:p>
+    <w:p>
+      <w:pPr>
+        <w:jc w:val="center"/>
+      </w:pPr>
+      <w:r>
+        <w:t>AI-generated image from Gemini</w:t>
+      </w:r>
+    </w:p>
+    <w:p>
+      <w:r>
+        <w:rPr>
+          <w:b/>
+        </w:rPr>
+        <w:t>products/carrot.jpg</w:t>
+      </w:r>
+    </w:p>
+    <w:p>
+      <w:pPr>
+        <w:jc w:val="center"/>
+      </w:pPr>
+      <w:r>
+        <w:rPr>
+          <w:noProof/>
+        </w:rPr>
+        <w:drawing>
+          <wp:inline distT="0" distB="0" distL="0" distR="0" wp14:anchorId="78281225" wp14:editId="344D1977">
+            <wp:extent cx="5029200" cy="2745432"/>
+            <wp:effectExtent l="0" t="0" r="0" b="0"/>
+            <wp:docPr id="14" name="Picture 14"/>
+            <wp:cNvGraphicFramePr>
+              <a:graphicFrameLocks xmlns:a="http://schemas.openxmlformats.org/drawingml/2006/main" noChangeAspect="1"/>
+            </wp:cNvGraphicFramePr>
+            <a:graphic xmlns:a="http://schemas.openxmlformats.org/drawingml/2006/main">
+              <a:graphicData uri="http://schemas.openxmlformats.org/drawingml/2006/picture">
+                <pic:pic xmlns:pic="http://schemas.openxmlformats.org/drawingml/2006/picture">
+                  <pic:nvPicPr>
+                    <pic:cNvPr id="0" name="homecarrots.jpg"/>
+                    <pic:cNvPicPr/>
+                  </pic:nvPicPr>
+                  <pic:blipFill>
+                    <a:blip r:embed="rId7"/>
+                    <a:stretch>
+                      <a:fillRect/>
+                    </a:stretch>
+                  </pic:blipFill>
+                  <pic:spPr>
+                    <a:xfrm>
+                      <a:off x="0" y="0"/>
+                      <a:ext cx="5029200" cy="2745432"/>
+                    </a:xfrm>
+                    <a:prstGeom prst="rect">
+                      <a:avLst/>
+                    </a:prstGeom>
+                  </pic:spPr>
+                </pic:pic>
+              </a:graphicData>
+            </a:graphic>
+          </wp:inline>
+        </w:drawing>
+      </w:r>
+    </w:p>
+    <w:p>
+      <w:pPr>
+        <w:jc w:val="center"/>
+      </w:pPr>
+      <w:r>
+        <w:t>AI-generated image from Gemini</w:t>
+      </w:r>
+    </w:p>
+    <w:p>
+      <w:r>
+        <w:rPr>
+          <w:b/>
+        </w:rPr>
+        <w:t>products/cauliflower.jpg</w:t>
+      </w:r>
+    </w:p>
+    <w:p>
+      <w:pPr>
+        <w:jc w:val="center"/>
+      </w:pPr>
+      <w:r>
+        <w:rPr>
+          <w:noProof/>
+        </w:rPr>
+        <w:lastRenderedPageBreak/>
+        <w:drawing>
+          <wp:inline distT="0" distB="0" distL="0" distR="0" wp14:anchorId="0CD6C62C" wp14:editId="267D3497">
+            <wp:extent cx="5029200" cy="2745432"/>
+            <wp:effectExtent l="0" t="0" r="0" b="0"/>
+            <wp:docPr id="15" name="Picture 15"/>
+            <wp:cNvGraphicFramePr>
+              <a:graphicFrameLocks xmlns:a="http://schemas.openxmlformats.org/drawingml/2006/main" noChangeAspect="1"/>
+            </wp:cNvGraphicFramePr>
+            <a:graphic xmlns:a="http://schemas.openxmlformats.org/drawingml/2006/main">
+              <a:graphicData uri="http://schemas.openxmlformats.org/drawingml/2006/picture">
+                <pic:pic xmlns:pic="http://schemas.openxmlformats.org/drawingml/2006/picture">
+                  <pic:nvPicPr>
+                    <pic:cNvPr id="0" name="cauliflower.jpg"/>
                     <pic:cNvPicPr/>
                   </pic:nvPicPr>
                   <pic:blipFill>
@@ -1629,7 +2093,9 @@
                       <a:off x="0" y="0"/>
                       <a:ext cx="5029200" cy="2745432"/>
                     </a:xfrm>
-                    <a:prstGeom prst="rect"/>
+                    <a:prstGeom prst="rect">
+                      <a:avLst/>
+                    </a:prstGeom>
                   </pic:spPr>
                 </pic:pic>
               </a:graphicData>
@@ -1651,136 +2117,30 @@
         <w:rPr>
           <w:b/>
         </w:rPr>
-        <w:t>producers/sunnybrookFarm.jpg</w:t>
-      </w:r>
-    </w:p>
-    <w:p>
-      <w:pPr>
-        <w:jc w:val="center"/>
-      </w:pPr>
-      <w:r>
+        <w:t>products/cheese.jpg</w:t>
+      </w:r>
+    </w:p>
+    <w:p>
+      <w:pPr>
+        <w:jc w:val="center"/>
+      </w:pPr>
+      <w:r>
+        <w:rPr>
+          <w:noProof/>
+        </w:rPr>
         <w:drawing>
-          <wp:inline xmlns:a="http://schemas.openxmlformats.org/drawingml/2006/main" xmlns:pic="http://schemas.openxmlformats.org/drawingml/2006/picture">
+          <wp:inline distT="0" distB="0" distL="0" distR="0" wp14:anchorId="2C575DF2" wp14:editId="2EBBE5A1">
             <wp:extent cx="5029200" cy="2745432"/>
-            <wp:docPr id="10" name="Picture 10"/>
+            <wp:effectExtent l="0" t="0" r="0" b="0"/>
+            <wp:docPr id="16" name="Picture 16"/>
             <wp:cNvGraphicFramePr>
-              <a:graphicFrameLocks noChangeAspect="1"/>
+              <a:graphicFrameLocks xmlns:a="http://schemas.openxmlformats.org/drawingml/2006/main" noChangeAspect="1"/>
             </wp:cNvGraphicFramePr>
-            <a:graphic>
+            <a:graphic xmlns:a="http://schemas.openxmlformats.org/drawingml/2006/main">
               <a:graphicData uri="http://schemas.openxmlformats.org/drawingml/2006/picture">
-                <pic:pic>
+                <pic:pic xmlns:pic="http://schemas.openxmlformats.org/drawingml/2006/picture">
                   <pic:nvPicPr>
-                    <pic:cNvPr id="0" name="manwalking.jpg"/>
-                    <pic:cNvPicPr/>
-                  </pic:nvPicPr>
-                  <pic:blipFill>
-                    <a:blip r:embed="rId12"/>
-                    <a:stretch>
-                      <a:fillRect/>
-                    </a:stretch>
-                  </pic:blipFill>
-                  <pic:spPr>
-                    <a:xfrm>
-                      <a:off x="0" y="0"/>
-                      <a:ext cx="5029200" cy="2745432"/>
-                    </a:xfrm>
-                    <a:prstGeom prst="rect"/>
-                  </pic:spPr>
-                </pic:pic>
-              </a:graphicData>
-            </a:graphic>
-          </wp:inline>
-        </w:drawing>
-      </w:r>
-    </w:p>
-    <w:p>
-      <w:pPr>
-        <w:jc w:val="center"/>
-      </w:pPr>
-      <w:r>
-        <w:t>AI-generated image from Gemini</w:t>
-      </w:r>
-    </w:p>
-    <w:p>
-      <w:r>
-        <w:rPr>
-          <w:b/>
-        </w:rPr>
-        <w:t>producers/willowcreekFarm.jpg</w:t>
-      </w:r>
-    </w:p>
-    <w:p>
-      <w:pPr>
-        <w:jc w:val="center"/>
-      </w:pPr>
-      <w:r>
-        <w:drawing>
-          <wp:inline xmlns:a="http://schemas.openxmlformats.org/drawingml/2006/main" xmlns:pic="http://schemas.openxmlformats.org/drawingml/2006/picture">
-            <wp:extent cx="5029200" cy="2745432"/>
-            <wp:docPr id="11" name="Picture 11"/>
-            <wp:cNvGraphicFramePr>
-              <a:graphicFrameLocks noChangeAspect="1"/>
-            </wp:cNvGraphicFramePr>
-            <a:graphic>
-              <a:graphicData uri="http://schemas.openxmlformats.org/drawingml/2006/picture">
-                <pic:pic>
-                  <pic:nvPicPr>
-                    <pic:cNvPr id="0" name="olderLady.jpg"/>
-                    <pic:cNvPicPr/>
-                  </pic:nvPicPr>
-                  <pic:blipFill>
-                    <a:blip r:embed="rId13"/>
-                    <a:stretch>
-                      <a:fillRect/>
-                    </a:stretch>
-                  </pic:blipFill>
-                  <pic:spPr>
-                    <a:xfrm>
-                      <a:off x="0" y="0"/>
-                      <a:ext cx="5029200" cy="2745432"/>
-                    </a:xfrm>
-                    <a:prstGeom prst="rect"/>
-                  </pic:spPr>
-                </pic:pic>
-              </a:graphicData>
-            </a:graphic>
-          </wp:inline>
-        </w:drawing>
-      </w:r>
-    </w:p>
-    <w:p>
-      <w:pPr>
-        <w:jc w:val="center"/>
-      </w:pPr>
-      <w:r>
-        <w:t>AI-generated image from Gemini</w:t>
-      </w:r>
-    </w:p>
-    <w:p>
-      <w:r>
-        <w:rPr>
-          <w:b/>
-        </w:rPr>
-        <w:t>products/apple.jpg</w:t>
-      </w:r>
-    </w:p>
-    <w:p>
-      <w:pPr>
-        <w:jc w:val="center"/>
-      </w:pPr>
-      <w:r>
-        <w:drawing>
-          <wp:inline xmlns:a="http://schemas.openxmlformats.org/drawingml/2006/main" xmlns:pic="http://schemas.openxmlformats.org/drawingml/2006/picture">
-            <wp:extent cx="5029200" cy="2745432"/>
-            <wp:docPr id="12" name="Picture 12"/>
-            <wp:cNvGraphicFramePr>
-              <a:graphicFrameLocks noChangeAspect="1"/>
-            </wp:cNvGraphicFramePr>
-            <a:graphic>
-              <a:graphicData uri="http://schemas.openxmlformats.org/drawingml/2006/picture">
-                <pic:pic>
-                  <pic:nvPicPr>
-                    <pic:cNvPr id="0" name="apple.jpg"/>
+                    <pic:cNvPr id="0" name="cheese.jpg"/>
                     <pic:cNvPicPr/>
                   </pic:nvPicPr>
                   <pic:blipFill>
@@ -1794,7 +2154,9 @@
                       <a:off x="0" y="0"/>
                       <a:ext cx="5029200" cy="2745432"/>
                     </a:xfrm>
-                    <a:prstGeom prst="rect"/>
+                    <a:prstGeom prst="rect">
+                      <a:avLst/>
+                    </a:prstGeom>
                   </pic:spPr>
                 </pic:pic>
               </a:graphicData>
@@ -1816,136 +2178,31 @@
         <w:rPr>
           <w:b/>
         </w:rPr>
-        <w:t>products/broccoli.jpg</w:t>
-      </w:r>
-    </w:p>
-    <w:p>
-      <w:pPr>
-        <w:jc w:val="center"/>
-      </w:pPr>
-      <w:r>
+        <w:t>products/chickenbreast.jpg</w:t>
+      </w:r>
+    </w:p>
+    <w:p>
+      <w:pPr>
+        <w:jc w:val="center"/>
+      </w:pPr>
+      <w:r>
+        <w:rPr>
+          <w:noProof/>
+        </w:rPr>
+        <w:lastRenderedPageBreak/>
         <w:drawing>
-          <wp:inline xmlns:a="http://schemas.openxmlformats.org/drawingml/2006/main" xmlns:pic="http://schemas.openxmlformats.org/drawingml/2006/picture">
+          <wp:inline distT="0" distB="0" distL="0" distR="0" wp14:anchorId="79652DB9" wp14:editId="3998030D">
             <wp:extent cx="5029200" cy="2745432"/>
-            <wp:docPr id="13" name="Picture 13"/>
+            <wp:effectExtent l="0" t="0" r="0" b="0"/>
+            <wp:docPr id="17" name="Picture 17"/>
             <wp:cNvGraphicFramePr>
-              <a:graphicFrameLocks noChangeAspect="1"/>
+              <a:graphicFrameLocks xmlns:a="http://schemas.openxmlformats.org/drawingml/2006/main" noChangeAspect="1"/>
             </wp:cNvGraphicFramePr>
-            <a:graphic>
+            <a:graphic xmlns:a="http://schemas.openxmlformats.org/drawingml/2006/main">
               <a:graphicData uri="http://schemas.openxmlformats.org/drawingml/2006/picture">
-                <pic:pic>
+                <pic:pic xmlns:pic="http://schemas.openxmlformats.org/drawingml/2006/picture">
                   <pic:nvPicPr>
-                    <pic:cNvPr id="0" name="homeveg.jpg"/>
-                    <pic:cNvPicPr/>
-                  </pic:nvPicPr>
-                  <pic:blipFill>
-                    <a:blip r:embed="rId11"/>
-                    <a:stretch>
-                      <a:fillRect/>
-                    </a:stretch>
-                  </pic:blipFill>
-                  <pic:spPr>
-                    <a:xfrm>
-                      <a:off x="0" y="0"/>
-                      <a:ext cx="5029200" cy="2745432"/>
-                    </a:xfrm>
-                    <a:prstGeom prst="rect"/>
-                  </pic:spPr>
-                </pic:pic>
-              </a:graphicData>
-            </a:graphic>
-          </wp:inline>
-        </w:drawing>
-      </w:r>
-    </w:p>
-    <w:p>
-      <w:pPr>
-        <w:jc w:val="center"/>
-      </w:pPr>
-      <w:r>
-        <w:t>AI-generated image from Gemini</w:t>
-      </w:r>
-    </w:p>
-    <w:p>
-      <w:r>
-        <w:rPr>
-          <w:b/>
-        </w:rPr>
-        <w:t>products/carrot.jpg</w:t>
-      </w:r>
-    </w:p>
-    <w:p>
-      <w:pPr>
-        <w:jc w:val="center"/>
-      </w:pPr>
-      <w:r>
-        <w:drawing>
-          <wp:inline xmlns:a="http://schemas.openxmlformats.org/drawingml/2006/main" xmlns:pic="http://schemas.openxmlformats.org/drawingml/2006/picture">
-            <wp:extent cx="5029200" cy="2745432"/>
-            <wp:docPr id="14" name="Picture 14"/>
-            <wp:cNvGraphicFramePr>
-              <a:graphicFrameLocks noChangeAspect="1"/>
-            </wp:cNvGraphicFramePr>
-            <a:graphic>
-              <a:graphicData uri="http://schemas.openxmlformats.org/drawingml/2006/picture">
-                <pic:pic>
-                  <pic:nvPicPr>
-                    <pic:cNvPr id="0" name="homecarrots.jpg"/>
-                    <pic:cNvPicPr/>
-                  </pic:nvPicPr>
-                  <pic:blipFill>
-                    <a:blip r:embed="rId9"/>
-                    <a:stretch>
-                      <a:fillRect/>
-                    </a:stretch>
-                  </pic:blipFill>
-                  <pic:spPr>
-                    <a:xfrm>
-                      <a:off x="0" y="0"/>
-                      <a:ext cx="5029200" cy="2745432"/>
-                    </a:xfrm>
-                    <a:prstGeom prst="rect"/>
-                  </pic:spPr>
-                </pic:pic>
-              </a:graphicData>
-            </a:graphic>
-          </wp:inline>
-        </w:drawing>
-      </w:r>
-    </w:p>
-    <w:p>
-      <w:pPr>
-        <w:jc w:val="center"/>
-      </w:pPr>
-      <w:r>
-        <w:t>AI-generated image from Gemini</w:t>
-      </w:r>
-    </w:p>
-    <w:p>
-      <w:r>
-        <w:rPr>
-          <w:b/>
-        </w:rPr>
-        <w:t>products/cauliflower.jpg</w:t>
-      </w:r>
-    </w:p>
-    <w:p>
-      <w:pPr>
-        <w:jc w:val="center"/>
-      </w:pPr>
-      <w:r>
-        <w:drawing>
-          <wp:inline xmlns:a="http://schemas.openxmlformats.org/drawingml/2006/main" xmlns:pic="http://schemas.openxmlformats.org/drawingml/2006/picture">
-            <wp:extent cx="5029200" cy="2745432"/>
-            <wp:docPr id="15" name="Picture 15"/>
-            <wp:cNvGraphicFramePr>
-              <a:graphicFrameLocks noChangeAspect="1"/>
-            </wp:cNvGraphicFramePr>
-            <a:graphic>
-              <a:graphicData uri="http://schemas.openxmlformats.org/drawingml/2006/picture">
-                <pic:pic>
-                  <pic:nvPicPr>
-                    <pic:cNvPr id="0" name="cauliflower.jpg"/>
+                    <pic:cNvPr id="0" name="chickenbreast.jpg"/>
                     <pic:cNvPicPr/>
                   </pic:nvPicPr>
                   <pic:blipFill>
@@ -1959,7 +2216,9 @@
                       <a:off x="0" y="0"/>
                       <a:ext cx="5029200" cy="2745432"/>
                     </a:xfrm>
-                    <a:prstGeom prst="rect"/>
+                    <a:prstGeom prst="rect">
+                      <a:avLst/>
+                    </a:prstGeom>
                   </pic:spPr>
                 </pic:pic>
               </a:graphicData>
@@ -1981,26 +2240,30 @@
         <w:rPr>
           <w:b/>
         </w:rPr>
-        <w:t>products/cheese.jpg</w:t>
-      </w:r>
-    </w:p>
-    <w:p>
-      <w:pPr>
-        <w:jc w:val="center"/>
-      </w:pPr>
-      <w:r>
+        <w:t>products/egg.jpg</w:t>
+      </w:r>
+    </w:p>
+    <w:p>
+      <w:pPr>
+        <w:jc w:val="center"/>
+      </w:pPr>
+      <w:r>
+        <w:rPr>
+          <w:noProof/>
+        </w:rPr>
         <w:drawing>
-          <wp:inline xmlns:a="http://schemas.openxmlformats.org/drawingml/2006/main" xmlns:pic="http://schemas.openxmlformats.org/drawingml/2006/picture">
+          <wp:inline distT="0" distB="0" distL="0" distR="0" wp14:anchorId="17B9D27B" wp14:editId="4ECC7A78">
             <wp:extent cx="5029200" cy="2745432"/>
-            <wp:docPr id="16" name="Picture 16"/>
+            <wp:effectExtent l="0" t="0" r="0" b="0"/>
+            <wp:docPr id="18" name="Picture 18"/>
             <wp:cNvGraphicFramePr>
-              <a:graphicFrameLocks noChangeAspect="1"/>
+              <a:graphicFrameLocks xmlns:a="http://schemas.openxmlformats.org/drawingml/2006/main" noChangeAspect="1"/>
             </wp:cNvGraphicFramePr>
-            <a:graphic>
+            <a:graphic xmlns:a="http://schemas.openxmlformats.org/drawingml/2006/main">
               <a:graphicData uri="http://schemas.openxmlformats.org/drawingml/2006/picture">
-                <pic:pic>
+                <pic:pic xmlns:pic="http://schemas.openxmlformats.org/drawingml/2006/picture">
                   <pic:nvPicPr>
-                    <pic:cNvPr id="0" name="cheese.jpg"/>
+                    <pic:cNvPr id="0" name="egg.jpg"/>
                     <pic:cNvPicPr/>
                   </pic:nvPicPr>
                   <pic:blipFill>
@@ -2014,7 +2277,9 @@
                       <a:off x="0" y="0"/>
                       <a:ext cx="5029200" cy="2745432"/>
                     </a:xfrm>
-                    <a:prstGeom prst="rect"/>
+                    <a:prstGeom prst="rect">
+                      <a:avLst/>
+                    </a:prstGeom>
                   </pic:spPr>
                 </pic:pic>
               </a:graphicData>
@@ -2036,26 +2301,31 @@
         <w:rPr>
           <w:b/>
         </w:rPr>
-        <w:t>products/chickenbreast.jpg</w:t>
-      </w:r>
-    </w:p>
-    <w:p>
-      <w:pPr>
-        <w:jc w:val="center"/>
-      </w:pPr>
-      <w:r>
+        <w:t>products/milk.jpg</w:t>
+      </w:r>
+    </w:p>
+    <w:p>
+      <w:pPr>
+        <w:jc w:val="center"/>
+      </w:pPr>
+      <w:r>
+        <w:rPr>
+          <w:noProof/>
+        </w:rPr>
+        <w:lastRenderedPageBreak/>
         <w:drawing>
-          <wp:inline xmlns:a="http://schemas.openxmlformats.org/drawingml/2006/main" xmlns:pic="http://schemas.openxmlformats.org/drawingml/2006/picture">
+          <wp:inline distT="0" distB="0" distL="0" distR="0" wp14:anchorId="158339DE" wp14:editId="664FBF2E">
             <wp:extent cx="5029200" cy="2745432"/>
-            <wp:docPr id="17" name="Picture 17"/>
+            <wp:effectExtent l="0" t="0" r="0" b="0"/>
+            <wp:docPr id="19" name="Picture 19"/>
             <wp:cNvGraphicFramePr>
-              <a:graphicFrameLocks noChangeAspect="1"/>
+              <a:graphicFrameLocks xmlns:a="http://schemas.openxmlformats.org/drawingml/2006/main" noChangeAspect="1"/>
             </wp:cNvGraphicFramePr>
-            <a:graphic>
+            <a:graphic xmlns:a="http://schemas.openxmlformats.org/drawingml/2006/main">
               <a:graphicData uri="http://schemas.openxmlformats.org/drawingml/2006/picture">
-                <pic:pic>
+                <pic:pic xmlns:pic="http://schemas.openxmlformats.org/drawingml/2006/picture">
                   <pic:nvPicPr>
-                    <pic:cNvPr id="0" name="chickenbreast.jpg"/>
+                    <pic:cNvPr id="0" name="milk.jpg"/>
                     <pic:cNvPicPr/>
                   </pic:nvPicPr>
                   <pic:blipFill>
@@ -2069,7 +2339,9 @@
                       <a:off x="0" y="0"/>
                       <a:ext cx="5029200" cy="2745432"/>
                     </a:xfrm>
-                    <a:prstGeom prst="rect"/>
+                    <a:prstGeom prst="rect">
+                      <a:avLst/>
+                    </a:prstGeom>
                   </pic:spPr>
                 </pic:pic>
               </a:graphicData>
@@ -2091,26 +2363,30 @@
         <w:rPr>
           <w:b/>
         </w:rPr>
-        <w:t>products/egg.jpg</w:t>
-      </w:r>
-    </w:p>
-    <w:p>
-      <w:pPr>
-        <w:jc w:val="center"/>
-      </w:pPr>
-      <w:r>
+        <w:t>products/mincemeat.jpg</w:t>
+      </w:r>
+    </w:p>
+    <w:p>
+      <w:pPr>
+        <w:jc w:val="center"/>
+      </w:pPr>
+      <w:r>
+        <w:rPr>
+          <w:noProof/>
+        </w:rPr>
         <w:drawing>
-          <wp:inline xmlns:a="http://schemas.openxmlformats.org/drawingml/2006/main" xmlns:pic="http://schemas.openxmlformats.org/drawingml/2006/picture">
+          <wp:inline distT="0" distB="0" distL="0" distR="0" wp14:anchorId="1C663722" wp14:editId="185DCAA7">
             <wp:extent cx="5029200" cy="2745432"/>
-            <wp:docPr id="18" name="Picture 18"/>
+            <wp:effectExtent l="0" t="0" r="0" b="0"/>
+            <wp:docPr id="20" name="Picture 20"/>
             <wp:cNvGraphicFramePr>
-              <a:graphicFrameLocks noChangeAspect="1"/>
+              <a:graphicFrameLocks xmlns:a="http://schemas.openxmlformats.org/drawingml/2006/main" noChangeAspect="1"/>
             </wp:cNvGraphicFramePr>
-            <a:graphic>
+            <a:graphic xmlns:a="http://schemas.openxmlformats.org/drawingml/2006/main">
               <a:graphicData uri="http://schemas.openxmlformats.org/drawingml/2006/picture">
-                <pic:pic>
+                <pic:pic xmlns:pic="http://schemas.openxmlformats.org/drawingml/2006/picture">
                   <pic:nvPicPr>
-                    <pic:cNvPr id="0" name="egg.jpg"/>
+                    <pic:cNvPr id="0" name="mincemeat.jpg"/>
                     <pic:cNvPicPr/>
                   </pic:nvPicPr>
                   <pic:blipFill>
@@ -2124,7 +2400,9 @@
                       <a:off x="0" y="0"/>
                       <a:ext cx="5029200" cy="2745432"/>
                     </a:xfrm>
-                    <a:prstGeom prst="rect"/>
+                    <a:prstGeom prst="rect">
+                      <a:avLst/>
+                    </a:prstGeom>
                   </pic:spPr>
                 </pic:pic>
               </a:graphicData>
@@ -2138,7 +2416,10 @@
         <w:jc w:val="center"/>
       </w:pPr>
       <w:r>
-        <w:t>AI-generated image from Gemini</w:t>
+        <w:t>AI-generated imag</w:t>
+      </w:r>
+      <w:r>
+        <w:t>e from Gemini</w:t>
       </w:r>
     </w:p>
     <w:p>
@@ -2146,26 +2427,31 @@
         <w:rPr>
           <w:b/>
         </w:rPr>
-        <w:t>products/milk.jpg</w:t>
-      </w:r>
-    </w:p>
-    <w:p>
-      <w:pPr>
-        <w:jc w:val="center"/>
-      </w:pPr>
-      <w:r>
+        <w:t>products/pear.jpg</w:t>
+      </w:r>
+    </w:p>
+    <w:p>
+      <w:pPr>
+        <w:jc w:val="center"/>
+      </w:pPr>
+      <w:r>
+        <w:rPr>
+          <w:noProof/>
+        </w:rPr>
+        <w:lastRenderedPageBreak/>
         <w:drawing>
-          <wp:inline xmlns:a="http://schemas.openxmlformats.org/drawingml/2006/main" xmlns:pic="http://schemas.openxmlformats.org/drawingml/2006/picture">
+          <wp:inline distT="0" distB="0" distL="0" distR="0" wp14:anchorId="61341E17" wp14:editId="277345C1">
             <wp:extent cx="5029200" cy="2745432"/>
-            <wp:docPr id="19" name="Picture 19"/>
+            <wp:effectExtent l="0" t="0" r="0" b="0"/>
+            <wp:docPr id="21" name="Picture 21"/>
             <wp:cNvGraphicFramePr>
-              <a:graphicFrameLocks noChangeAspect="1"/>
+              <a:graphicFrameLocks xmlns:a="http://schemas.openxmlformats.org/drawingml/2006/main" noChangeAspect="1"/>
             </wp:cNvGraphicFramePr>
-            <a:graphic>
+            <a:graphic xmlns:a="http://schemas.openxmlformats.org/drawingml/2006/main">
               <a:graphicData uri="http://schemas.openxmlformats.org/drawingml/2006/picture">
-                <pic:pic>
+                <pic:pic xmlns:pic="http://schemas.openxmlformats.org/drawingml/2006/picture">
                   <pic:nvPicPr>
-                    <pic:cNvPr id="0" name="milk.jpg"/>
+                    <pic:cNvPr id="0" name="pear.jpg"/>
                     <pic:cNvPicPr/>
                   </pic:nvPicPr>
                   <pic:blipFill>
@@ -2179,7 +2465,9 @@
                       <a:off x="0" y="0"/>
                       <a:ext cx="5029200" cy="2745432"/>
                     </a:xfrm>
-                    <a:prstGeom prst="rect"/>
+                    <a:prstGeom prst="rect">
+                      <a:avLst/>
+                    </a:prstGeom>
                   </pic:spPr>
                 </pic:pic>
               </a:graphicData>
@@ -2201,26 +2489,30 @@
         <w:rPr>
           <w:b/>
         </w:rPr>
-        <w:t>products/mincemeat.jpg</w:t>
-      </w:r>
-    </w:p>
-    <w:p>
-      <w:pPr>
-        <w:jc w:val="center"/>
-      </w:pPr>
-      <w:r>
+        <w:t>products/potatoes.jpg</w:t>
+      </w:r>
+    </w:p>
+    <w:p>
+      <w:pPr>
+        <w:jc w:val="center"/>
+      </w:pPr>
+      <w:r>
+        <w:rPr>
+          <w:noProof/>
+        </w:rPr>
         <w:drawing>
-          <wp:inline xmlns:a="http://schemas.openxmlformats.org/drawingml/2006/main" xmlns:pic="http://schemas.openxmlformats.org/drawingml/2006/picture">
+          <wp:inline distT="0" distB="0" distL="0" distR="0" wp14:anchorId="0C47B816" wp14:editId="366DD598">
             <wp:extent cx="5029200" cy="2745432"/>
-            <wp:docPr id="20" name="Picture 20"/>
+            <wp:effectExtent l="0" t="0" r="0" b="0"/>
+            <wp:docPr id="22" name="Picture 22"/>
             <wp:cNvGraphicFramePr>
-              <a:graphicFrameLocks noChangeAspect="1"/>
+              <a:graphicFrameLocks xmlns:a="http://schemas.openxmlformats.org/drawingml/2006/main" noChangeAspect="1"/>
             </wp:cNvGraphicFramePr>
-            <a:graphic>
+            <a:graphic xmlns:a="http://schemas.openxmlformats.org/drawingml/2006/main">
               <a:graphicData uri="http://schemas.openxmlformats.org/drawingml/2006/picture">
-                <pic:pic>
+                <pic:pic xmlns:pic="http://schemas.openxmlformats.org/drawingml/2006/picture">
                   <pic:nvPicPr>
-                    <pic:cNvPr id="0" name="mincemeat.jpg"/>
+                    <pic:cNvPr id="0" name="potatoes.jpg"/>
                     <pic:cNvPicPr/>
                   </pic:nvPicPr>
                   <pic:blipFill>
@@ -2234,7 +2526,9 @@
                       <a:off x="0" y="0"/>
                       <a:ext cx="5029200" cy="2745432"/>
                     </a:xfrm>
-                    <a:prstGeom prst="rect"/>
+                    <a:prstGeom prst="rect">
+                      <a:avLst/>
+                    </a:prstGeom>
                   </pic:spPr>
                 </pic:pic>
               </a:graphicData>
@@ -2256,26 +2550,31 @@
         <w:rPr>
           <w:b/>
         </w:rPr>
-        <w:t>products/pear.jpg</w:t>
-      </w:r>
-    </w:p>
-    <w:p>
-      <w:pPr>
-        <w:jc w:val="center"/>
-      </w:pPr>
-      <w:r>
+        <w:t>products/raspberry.jpg</w:t>
+      </w:r>
+    </w:p>
+    <w:p>
+      <w:pPr>
+        <w:jc w:val="center"/>
+      </w:pPr>
+      <w:r>
+        <w:rPr>
+          <w:noProof/>
+        </w:rPr>
+        <w:lastRenderedPageBreak/>
         <w:drawing>
-          <wp:inline xmlns:a="http://schemas.openxmlformats.org/drawingml/2006/main" xmlns:pic="http://schemas.openxmlformats.org/drawingml/2006/picture">
+          <wp:inline distT="0" distB="0" distL="0" distR="0" wp14:anchorId="2EA80B80" wp14:editId="7FCDFAD3">
             <wp:extent cx="5029200" cy="2745432"/>
-            <wp:docPr id="21" name="Picture 21"/>
+            <wp:effectExtent l="0" t="0" r="0" b="0"/>
+            <wp:docPr id="23" name="Picture 23"/>
             <wp:cNvGraphicFramePr>
-              <a:graphicFrameLocks noChangeAspect="1"/>
+              <a:graphicFrameLocks xmlns:a="http://schemas.openxmlformats.org/drawingml/2006/main" noChangeAspect="1"/>
             </wp:cNvGraphicFramePr>
-            <a:graphic>
+            <a:graphic xmlns:a="http://schemas.openxmlformats.org/drawingml/2006/main">
               <a:graphicData uri="http://schemas.openxmlformats.org/drawingml/2006/picture">
-                <pic:pic>
+                <pic:pic xmlns:pic="http://schemas.openxmlformats.org/drawingml/2006/picture">
                   <pic:nvPicPr>
-                    <pic:cNvPr id="0" name="pear.jpg"/>
+                    <pic:cNvPr id="0" name="raspberry.jpg"/>
                     <pic:cNvPicPr/>
                   </pic:nvPicPr>
                   <pic:blipFill>
@@ -2289,7 +2588,9 @@
                       <a:off x="0" y="0"/>
                       <a:ext cx="5029200" cy="2745432"/>
                     </a:xfrm>
-                    <a:prstGeom prst="rect"/>
+                    <a:prstGeom prst="rect">
+                      <a:avLst/>
+                    </a:prstGeom>
                   </pic:spPr>
                 </pic:pic>
               </a:graphicData>
@@ -2311,26 +2612,92 @@
         <w:rPr>
           <w:b/>
         </w:rPr>
-        <w:t>products/potatoes.jpg</w:t>
-      </w:r>
-    </w:p>
-    <w:p>
-      <w:pPr>
-        <w:jc w:val="center"/>
-      </w:pPr>
-      <w:r>
+        <w:t>products/strawberry.jpg</w:t>
+      </w:r>
+    </w:p>
+    <w:p>
+      <w:pPr>
+        <w:jc w:val="center"/>
+      </w:pPr>
+      <w:r>
+        <w:rPr>
+          <w:noProof/>
+        </w:rPr>
         <w:drawing>
-          <wp:inline xmlns:a="http://schemas.openxmlformats.org/drawingml/2006/main" xmlns:pic="http://schemas.openxmlformats.org/drawingml/2006/picture">
+          <wp:inline distT="0" distB="0" distL="0" distR="0" wp14:anchorId="1C1C5BE1" wp14:editId="06FD7785">
             <wp:extent cx="5029200" cy="2745432"/>
-            <wp:docPr id="22" name="Picture 22"/>
+            <wp:effectExtent l="0" t="0" r="0" b="0"/>
+            <wp:docPr id="24" name="Picture 24"/>
             <wp:cNvGraphicFramePr>
-              <a:graphicFrameLocks noChangeAspect="1"/>
+              <a:graphicFrameLocks xmlns:a="http://schemas.openxmlformats.org/drawingml/2006/main" noChangeAspect="1"/>
             </wp:cNvGraphicFramePr>
-            <a:graphic>
+            <a:graphic xmlns:a="http://schemas.openxmlformats.org/drawingml/2006/main">
               <a:graphicData uri="http://schemas.openxmlformats.org/drawingml/2006/picture">
-                <pic:pic>
+                <pic:pic xmlns:pic="http://schemas.openxmlformats.org/drawingml/2006/picture">
                   <pic:nvPicPr>
-                    <pic:cNvPr id="0" name="potatoes.jpg"/>
+                    <pic:cNvPr id="0" name="homestrawberries.jpg"/>
+                    <pic:cNvPicPr/>
+                  </pic:nvPicPr>
+                  <pic:blipFill>
+                    <a:blip r:embed="rId8"/>
+                    <a:stretch>
+                      <a:fillRect/>
+                    </a:stretch>
+                  </pic:blipFill>
+                  <pic:spPr>
+                    <a:xfrm>
+                      <a:off x="0" y="0"/>
+                      <a:ext cx="5029200" cy="2745432"/>
+                    </a:xfrm>
+                    <a:prstGeom prst="rect">
+                      <a:avLst/>
+                    </a:prstGeom>
+                  </pic:spPr>
+                </pic:pic>
+              </a:graphicData>
+            </a:graphic>
+          </wp:inline>
+        </w:drawing>
+      </w:r>
+    </w:p>
+    <w:p>
+      <w:pPr>
+        <w:jc w:val="center"/>
+      </w:pPr>
+      <w:r>
+        <w:t>AI-generated image from Gemini</w:t>
+      </w:r>
+    </w:p>
+    <w:p>
+      <w:r>
+        <w:rPr>
+          <w:b/>
+        </w:rPr>
+        <w:t>products/yogurt.jpg</w:t>
+      </w:r>
+    </w:p>
+    <w:p>
+      <w:pPr>
+        <w:jc w:val="center"/>
+      </w:pPr>
+      <w:r>
+        <w:rPr>
+          <w:noProof/>
+        </w:rPr>
+        <w:lastRenderedPageBreak/>
+        <w:drawing>
+          <wp:inline distT="0" distB="0" distL="0" distR="0" wp14:anchorId="44DEE64F" wp14:editId="363638FF">
+            <wp:extent cx="5029200" cy="2745432"/>
+            <wp:effectExtent l="0" t="0" r="0" b="0"/>
+            <wp:docPr id="25" name="Picture 25"/>
+            <wp:cNvGraphicFramePr>
+              <a:graphicFrameLocks xmlns:a="http://schemas.openxmlformats.org/drawingml/2006/main" noChangeAspect="1"/>
+            </wp:cNvGraphicFramePr>
+            <a:graphic xmlns:a="http://schemas.openxmlformats.org/drawingml/2006/main">
+              <a:graphicData uri="http://schemas.openxmlformats.org/drawingml/2006/picture">
+                <pic:pic xmlns:pic="http://schemas.openxmlformats.org/drawingml/2006/picture">
+                  <pic:nvPicPr>
+                    <pic:cNvPr id="0" name="yogurt.jpg"/>
                     <pic:cNvPicPr/>
                   </pic:nvPicPr>
                   <pic:blipFill>
@@ -2344,172 +2711,9 @@
                       <a:off x="0" y="0"/>
                       <a:ext cx="5029200" cy="2745432"/>
                     </a:xfrm>
-                    <a:prstGeom prst="rect"/>
-                  </pic:spPr>
-                </pic:pic>
-              </a:graphicData>
-            </a:graphic>
-          </wp:inline>
-        </w:drawing>
-      </w:r>
-    </w:p>
-    <w:p>
-      <w:pPr>
-        <w:jc w:val="center"/>
-      </w:pPr>
-      <w:r>
-        <w:t>AI-generated image from Gemini</w:t>
-      </w:r>
-    </w:p>
-    <w:p>
-      <w:r>
-        <w:rPr>
-          <w:b/>
-        </w:rPr>
-        <w:t>products/raspberry.jpg</w:t>
-      </w:r>
-    </w:p>
-    <w:p>
-      <w:pPr>
-        <w:jc w:val="center"/>
-      </w:pPr>
-      <w:r>
-        <w:drawing>
-          <wp:inline xmlns:a="http://schemas.openxmlformats.org/drawingml/2006/main" xmlns:pic="http://schemas.openxmlformats.org/drawingml/2006/picture">
-            <wp:extent cx="5029200" cy="2745432"/>
-            <wp:docPr id="23" name="Picture 23"/>
-            <wp:cNvGraphicFramePr>
-              <a:graphicFrameLocks noChangeAspect="1"/>
-            </wp:cNvGraphicFramePr>
-            <a:graphic>
-              <a:graphicData uri="http://schemas.openxmlformats.org/drawingml/2006/picture">
-                <pic:pic>
-                  <pic:nvPicPr>
-                    <pic:cNvPr id="0" name="raspberry.jpg"/>
-                    <pic:cNvPicPr/>
-                  </pic:nvPicPr>
-                  <pic:blipFill>
-                    <a:blip r:embed="rId27"/>
-                    <a:stretch>
-                      <a:fillRect/>
-                    </a:stretch>
-                  </pic:blipFill>
-                  <pic:spPr>
-                    <a:xfrm>
-                      <a:off x="0" y="0"/>
-                      <a:ext cx="5029200" cy="2745432"/>
-                    </a:xfrm>
-                    <a:prstGeom prst="rect"/>
-                  </pic:spPr>
-                </pic:pic>
-              </a:graphicData>
-            </a:graphic>
-          </wp:inline>
-        </w:drawing>
-      </w:r>
-    </w:p>
-    <w:p>
-      <w:pPr>
-        <w:jc w:val="center"/>
-      </w:pPr>
-      <w:r>
-        <w:t>AI-generated image from Gemini</w:t>
-      </w:r>
-    </w:p>
-    <w:p>
-      <w:r>
-        <w:rPr>
-          <w:b/>
-        </w:rPr>
-        <w:t>products/strawberry.jpg</w:t>
-      </w:r>
-    </w:p>
-    <w:p>
-      <w:pPr>
-        <w:jc w:val="center"/>
-      </w:pPr>
-      <w:r>
-        <w:drawing>
-          <wp:inline xmlns:a="http://schemas.openxmlformats.org/drawingml/2006/main" xmlns:pic="http://schemas.openxmlformats.org/drawingml/2006/picture">
-            <wp:extent cx="5029200" cy="2745432"/>
-            <wp:docPr id="24" name="Picture 24"/>
-            <wp:cNvGraphicFramePr>
-              <a:graphicFrameLocks noChangeAspect="1"/>
-            </wp:cNvGraphicFramePr>
-            <a:graphic>
-              <a:graphicData uri="http://schemas.openxmlformats.org/drawingml/2006/picture">
-                <pic:pic>
-                  <pic:nvPicPr>
-                    <pic:cNvPr id="0" name="homestrawberries.jpg"/>
-                    <pic:cNvPicPr/>
-                  </pic:nvPicPr>
-                  <pic:blipFill>
-                    <a:blip r:embed="rId10"/>
-                    <a:stretch>
-                      <a:fillRect/>
-                    </a:stretch>
-                  </pic:blipFill>
-                  <pic:spPr>
-                    <a:xfrm>
-                      <a:off x="0" y="0"/>
-                      <a:ext cx="5029200" cy="2745432"/>
-                    </a:xfrm>
-                    <a:prstGeom prst="rect"/>
-                  </pic:spPr>
-                </pic:pic>
-              </a:graphicData>
-            </a:graphic>
-          </wp:inline>
-        </w:drawing>
-      </w:r>
-    </w:p>
-    <w:p>
-      <w:pPr>
-        <w:jc w:val="center"/>
-      </w:pPr>
-      <w:r>
-        <w:t>AI-generated image from Gemini</w:t>
-      </w:r>
-    </w:p>
-    <w:p>
-      <w:r>
-        <w:rPr>
-          <w:b/>
-        </w:rPr>
-        <w:t>products/yogurt.jpg</w:t>
-      </w:r>
-    </w:p>
-    <w:p>
-      <w:pPr>
-        <w:jc w:val="center"/>
-      </w:pPr>
-      <w:r>
-        <w:drawing>
-          <wp:inline xmlns:a="http://schemas.openxmlformats.org/drawingml/2006/main" xmlns:pic="http://schemas.openxmlformats.org/drawingml/2006/picture">
-            <wp:extent cx="5029200" cy="2745432"/>
-            <wp:docPr id="25" name="Picture 25"/>
-            <wp:cNvGraphicFramePr>
-              <a:graphicFrameLocks noChangeAspect="1"/>
-            </wp:cNvGraphicFramePr>
-            <a:graphic>
-              <a:graphicData uri="http://schemas.openxmlformats.org/drawingml/2006/picture">
-                <pic:pic>
-                  <pic:nvPicPr>
-                    <pic:cNvPr id="0" name="yogurt.jpg"/>
-                    <pic:cNvPicPr/>
-                  </pic:nvPicPr>
-                  <pic:blipFill>
-                    <a:blip r:embed="rId28"/>
-                    <a:stretch>
-                      <a:fillRect/>
-                    </a:stretch>
-                  </pic:blipFill>
-                  <pic:spPr>
-                    <a:xfrm>
-                      <a:off x="0" y="0"/>
-                      <a:ext cx="5029200" cy="2745432"/>
-                    </a:xfrm>
-                    <a:prstGeom prst="rect"/>
+                    <a:prstGeom prst="rect">
+                      <a:avLst/>
+                    </a:prstGeom>
                   </pic:spPr>
                 </pic:pic>
               </a:graphicData>
@@ -3280,6 +3484,23 @@
 </file>
 
 <file path=customXml/item1.xml><?xml version="1.0" encoding="utf-8"?>
+<p:properties xmlns:p="http://schemas.microsoft.com/office/2006/metadata/properties" xmlns:xsi="http://www.w3.org/2001/XMLSchema-instance" xmlns:pc="http://schemas.microsoft.com/office/infopath/2007/PartnerControls">
+  <documentManagement>
+    <_activity xmlns="0399ea55-a39e-4834-8b03-d5f211c695e6" xsi:nil="true"/>
+  </documentManagement>
+</p:properties>
+</file>
+
+<file path=customXml/item2.xml><?xml version="1.0" encoding="utf-8"?>
+<?mso-contentType ?>
+<FormTemplates xmlns="http://schemas.microsoft.com/sharepoint/v3/contenttype/forms">
+  <Display>DocumentLibraryForm</Display>
+  <Edit>DocumentLibraryForm</Edit>
+  <New>DocumentLibraryForm</New>
+</FormTemplates>
+</file>
+
+<file path=customXml/item3.xml><?xml version="1.0" encoding="utf-8"?>
 <ct:contentTypeSchema xmlns:ct="http://schemas.microsoft.com/office/2006/metadata/contentType" xmlns:ma="http://schemas.microsoft.com/office/2006/metadata/properties/metaAttributes" ct:_="" ma:_="" ma:contentTypeName="Document" ma:contentTypeID="0x010100EADD39FE071D564795067ADFDB96A36A" ma:contentTypeVersion="12" ma:contentTypeDescription="Create a new document." ma:contentTypeScope="" ma:versionID="601d1b4d945d0c9a55291ad80f61d22b">
   <xsd:schema xmlns:xsd="http://www.w3.org/2001/XMLSchema" xmlns:xs="http://www.w3.org/2001/XMLSchema" xmlns:p="http://schemas.microsoft.com/office/2006/metadata/properties" xmlns:ns3="0399ea55-a39e-4834-8b03-d5f211c695e6" xmlns:ns4="e0aebca0-090b-4af8-98ba-5797179d3e9a" targetNamespace="http://schemas.microsoft.com/office/2006/metadata/properties" ma:root="true" ma:fieldsID="0c887386b52159122614a3b5111147d5" ns3:_="" ns4:_="">
     <xsd:import namespace="0399ea55-a39e-4834-8b03-d5f211c695e6"/>
@@ -3496,24 +3717,25 @@
 </ct:contentTypeSchema>
 </file>
 
-<file path=customXml/item2.xml><?xml version="1.0" encoding="utf-8"?>
-<?mso-contentType ?>
-<FormTemplates xmlns="http://schemas.microsoft.com/sharepoint/v3/contenttype/forms">
-  <Display>DocumentLibraryForm</Display>
-  <Edit>DocumentLibraryForm</Edit>
-  <New>DocumentLibraryForm</New>
-</FormTemplates>
+<file path=customXml/itemProps1.xml><?xml version="1.0" encoding="utf-8"?>
+<ds:datastoreItem xmlns:ds="http://schemas.openxmlformats.org/officeDocument/2006/customXml" ds:itemID="{AE2A3185-8767-4878-A81A-1057B66FE33B}">
+  <ds:schemaRefs>
+    <ds:schemaRef ds:uri="http://schemas.microsoft.com/office/2006/metadata/properties"/>
+    <ds:schemaRef ds:uri="http://schemas.microsoft.com/office/infopath/2007/PartnerControls"/>
+    <ds:schemaRef ds:uri="0399ea55-a39e-4834-8b03-d5f211c695e6"/>
+  </ds:schemaRefs>
+</ds:datastoreItem>
 </file>
 
-<file path=customXml/item3.xml><?xml version="1.0" encoding="utf-8"?>
-<p:properties xmlns:p="http://schemas.microsoft.com/office/2006/metadata/properties" xmlns:xsi="http://www.w3.org/2001/XMLSchema-instance" xmlns:pc="http://schemas.microsoft.com/office/infopath/2007/PartnerControls">
-  <documentManagement>
-    <_activity xmlns="0399ea55-a39e-4834-8b03-d5f211c695e6" xsi:nil="true"/>
-  </documentManagement>
-</p:properties>
+<file path=customXml/itemProps2.xml><?xml version="1.0" encoding="utf-8"?>
+<ds:datastoreItem xmlns:ds="http://schemas.openxmlformats.org/officeDocument/2006/customXml" ds:itemID="{3441B2CD-F419-4D65-A176-7B50779636CA}">
+  <ds:schemaRefs>
+    <ds:schemaRef ds:uri="http://schemas.microsoft.com/sharepoint/v3/contenttype/forms"/>
+  </ds:schemaRefs>
+</ds:datastoreItem>
 </file>
 
-<file path=customXml/itemProps1.xml><?xml version="1.0" encoding="utf-8"?>
+<file path=customXml/itemProps3.xml><?xml version="1.0" encoding="utf-8"?>
 <ds:datastoreItem xmlns:ds="http://schemas.openxmlformats.org/officeDocument/2006/customXml" ds:itemID="{0A7DAF46-8D23-4A90-AFCB-8194C757CEAB}">
   <ds:schemaRefs>
     <ds:schemaRef ds:uri="http://schemas.microsoft.com/office/2006/metadata/contentType"/>
@@ -3530,29 +3752,4 @@
     <ds:schemaRef ds:uri="http://schemas.microsoft.com/internal/obd"/>
   </ds:schemaRefs>
 </ds:datastoreItem>
-</file>
-
-<file path=customXml/itemProps2.xml><?xml version="1.0" encoding="utf-8"?>
-<ds:datastoreItem xmlns:ds="http://schemas.openxmlformats.org/officeDocument/2006/customXml" ds:itemID="{3441B2CD-F419-4D65-A176-7B50779636CA}">
-  <ds:schemaRefs>
-    <ds:schemaRef ds:uri="http://schemas.microsoft.com/sharepoint/v3/contenttype/forms"/>
-  </ds:schemaRefs>
-</ds:datastoreItem>
-</file>
-
-<file path=customXml/itemProps3.xml><?xml version="1.0" encoding="utf-8"?>
-<ds:datastoreItem xmlns:ds="http://schemas.openxmlformats.org/officeDocument/2006/customXml" ds:itemID="{AE2A3185-8767-4878-A81A-1057B66FE33B}">
-  <ds:schemaRefs>
-    <ds:schemaRef ds:uri="http://www.w3.org/XML/1998/namespace"/>
-    <ds:schemaRef ds:uri="http://schemas.microsoft.com/office/2006/documentManagement/types"/>
-    <ds:schemaRef ds:uri="http://purl.org/dc/dcmitype/"/>
-    <ds:schemaRef ds:uri="http://purl.org/dc/terms/"/>
-    <ds:schemaRef ds:uri="http://schemas.microsoft.com/office/2006/metadata/properties"/>
-    <ds:schemaRef ds:uri="http://schemas.microsoft.com/office/infopath/2007/PartnerControls"/>
-    <ds:schemaRef ds:uri="http://purl.org/dc/elements/1.1/"/>
-    <ds:schemaRef ds:uri="http://schemas.openxmlformats.org/package/2006/metadata/core-properties"/>
-    <ds:schemaRef ds:uri="e0aebca0-090b-4af8-98ba-5797179d3e9a"/>
-    <ds:schemaRef ds:uri="0399ea55-a39e-4834-8b03-d5f211c695e6"/>
-  </ds:schemaRefs>
-</ds:datastoreItem>
 </file>